--- a/yu前端程式碼/meeting_before_file_upload.html.docx
+++ b/yu前端程式碼/meeting_before_file_upload.html.docx
@@ -271,9 +271,9 @@
                 <w:ilvl w:val="0"/>
                 <w:numId w:val="7"/>
               </w:numPr>
-              <w:spacing w:after="0" w:line="400" w:lineRule="exact"/>
-              <w:rPr>
-                <w:rFonts w:ascii="Times New Roman" w:eastAsia="標楷體" w:hAnsi="Times New Roman" w:hint="eastAsia"/>
+              <w:spacing w:line="400" w:lineRule="exact"/>
+              <w:rPr>
+                <w:rFonts w:ascii="Times New Roman" w:eastAsia="標楷體" w:hAnsi="Times New Roman"/>
                 <w:sz w:val="28"/>
                 <w:szCs w:val="28"/>
               </w:rPr>
@@ -318,9 +318,9 @@
                 <w:ilvl w:val="0"/>
                 <w:numId w:val="7"/>
               </w:numPr>
-              <w:spacing w:after="0" w:line="400" w:lineRule="exact"/>
-              <w:rPr>
-                <w:rFonts w:ascii="Times New Roman" w:eastAsia="標楷體" w:hAnsi="Times New Roman" w:hint="eastAsia"/>
+              <w:spacing w:line="400" w:lineRule="exact"/>
+              <w:rPr>
+                <w:rFonts w:ascii="Times New Roman" w:eastAsia="標楷體" w:hAnsi="Times New Roman"/>
                 <w:sz w:val="28"/>
                 <w:szCs w:val="28"/>
               </w:rPr>
@@ -381,9 +381,9 @@
                 <w:ilvl w:val="0"/>
                 <w:numId w:val="7"/>
               </w:numPr>
-              <w:spacing w:after="0" w:line="400" w:lineRule="exact"/>
-              <w:rPr>
-                <w:rFonts w:ascii="Times New Roman" w:eastAsia="標楷體" w:hAnsi="Times New Roman" w:hint="eastAsia"/>
+              <w:spacing w:line="400" w:lineRule="exact"/>
+              <w:rPr>
+                <w:rFonts w:ascii="Times New Roman" w:eastAsia="標楷體" w:hAnsi="Times New Roman"/>
                 <w:sz w:val="28"/>
                 <w:szCs w:val="28"/>
               </w:rPr>
@@ -544,9 +544,9 @@
                 <w:ilvl w:val="0"/>
                 <w:numId w:val="10"/>
               </w:numPr>
-              <w:spacing w:after="0" w:line="400" w:lineRule="exact"/>
-              <w:rPr>
-                <w:rFonts w:ascii="Times New Roman" w:eastAsia="標楷體" w:hAnsi="Times New Roman" w:hint="eastAsia"/>
+              <w:spacing w:line="400" w:lineRule="exact"/>
+              <w:rPr>
+                <w:rFonts w:ascii="Times New Roman" w:eastAsia="標楷體" w:hAnsi="Times New Roman"/>
                 <w:sz w:val="28"/>
                 <w:szCs w:val="28"/>
               </w:rPr>
@@ -566,309 +566,6 @@
                 <w:szCs w:val="28"/>
               </w:rPr>
               <w:t>：側邊欄（會議資訊、檔案上傳、發送通知、使用說明）。</w:t>
-            </w:r>
-          </w:p>
-          <w:p>
-            <w:pPr>
-              <w:pStyle w:val="a9"/>
-              <w:numPr>
-                <w:ilvl w:val="0"/>
-                <w:numId w:val="10"/>
-              </w:numPr>
-              <w:spacing w:after="0" w:line="400" w:lineRule="exact"/>
-              <w:rPr>
-                <w:rFonts w:ascii="Times New Roman" w:eastAsia="標楷體" w:hAnsi="Times New Roman" w:hint="eastAsia"/>
-                <w:sz w:val="28"/>
-                <w:szCs w:val="28"/>
-              </w:rPr>
-            </w:pPr>
-            <w:r>
-              <w:rPr>
-                <w:rFonts w:ascii="Times New Roman" w:eastAsia="標楷體" w:hAnsi="Times New Roman" w:hint="eastAsia"/>
-                <w:sz w:val="28"/>
-                <w:szCs w:val="28"/>
-              </w:rPr>
-              <w:t>progress-bar</w:t>
-            </w:r>
-            <w:r>
-              <w:rPr>
-                <w:rFonts w:ascii="Times New Roman" w:eastAsia="標楷體" w:hAnsi="Times New Roman" w:hint="eastAsia"/>
-                <w:sz w:val="28"/>
-                <w:szCs w:val="28"/>
-              </w:rPr>
-              <w:t>：流程進度條（前</w:t>
-            </w:r>
-            <w:r>
-              <w:rPr>
-                <w:rFonts w:ascii="Times New Roman" w:eastAsia="標楷體" w:hAnsi="Times New Roman" w:hint="eastAsia"/>
-                <w:sz w:val="28"/>
-                <w:szCs w:val="28"/>
-              </w:rPr>
-              <w:t xml:space="preserve"> / </w:t>
-            </w:r>
-            <w:r>
-              <w:rPr>
-                <w:rFonts w:ascii="Times New Roman" w:eastAsia="標楷體" w:hAnsi="Times New Roman" w:hint="eastAsia"/>
-                <w:sz w:val="28"/>
-                <w:szCs w:val="28"/>
-              </w:rPr>
-              <w:t>中</w:t>
-            </w:r>
-            <w:r>
-              <w:rPr>
-                <w:rFonts w:ascii="Times New Roman" w:eastAsia="標楷體" w:hAnsi="Times New Roman" w:hint="eastAsia"/>
-                <w:sz w:val="28"/>
-                <w:szCs w:val="28"/>
-              </w:rPr>
-              <w:t xml:space="preserve"> / </w:t>
-            </w:r>
-            <w:r>
-              <w:rPr>
-                <w:rFonts w:ascii="Times New Roman" w:eastAsia="標楷體" w:hAnsi="Times New Roman" w:hint="eastAsia"/>
-                <w:sz w:val="28"/>
-                <w:szCs w:val="28"/>
-              </w:rPr>
-              <w:t>後）。</w:t>
-            </w:r>
-          </w:p>
-          <w:p>
-            <w:pPr>
-              <w:pStyle w:val="a9"/>
-              <w:numPr>
-                <w:ilvl w:val="0"/>
-                <w:numId w:val="10"/>
-              </w:numPr>
-              <w:spacing w:after="0" w:line="400" w:lineRule="exact"/>
-              <w:rPr>
-                <w:rFonts w:ascii="Times New Roman" w:eastAsia="標楷體" w:hAnsi="Times New Roman" w:hint="eastAsia"/>
-                <w:sz w:val="28"/>
-                <w:szCs w:val="28"/>
-              </w:rPr>
-            </w:pPr>
-            <w:r>
-              <w:rPr>
-                <w:rFonts w:ascii="Times New Roman" w:eastAsia="標楷體" w:hAnsi="Times New Roman" w:hint="eastAsia"/>
-                <w:sz w:val="28"/>
-                <w:szCs w:val="28"/>
-              </w:rPr>
-              <w:t>upload-left</w:t>
-            </w:r>
-            <w:r>
-              <w:rPr>
-                <w:rFonts w:ascii="Times New Roman" w:eastAsia="標楷體" w:hAnsi="Times New Roman" w:hint="eastAsia"/>
-                <w:sz w:val="28"/>
-                <w:szCs w:val="28"/>
-              </w:rPr>
-              <w:t>：檔案上傳清單（分類：語音</w:t>
-            </w:r>
-            <w:r>
-              <w:rPr>
-                <w:rFonts w:ascii="Times New Roman" w:eastAsia="標楷體" w:hAnsi="Times New Roman" w:hint="eastAsia"/>
-                <w:sz w:val="28"/>
-                <w:szCs w:val="28"/>
-              </w:rPr>
-              <w:t xml:space="preserve"> / </w:t>
-            </w:r>
-            <w:r>
-              <w:rPr>
-                <w:rFonts w:ascii="Times New Roman" w:eastAsia="標楷體" w:hAnsi="Times New Roman" w:hint="eastAsia"/>
-                <w:sz w:val="28"/>
-                <w:szCs w:val="28"/>
-              </w:rPr>
-              <w:t>逐字稿</w:t>
-            </w:r>
-            <w:r>
-              <w:rPr>
-                <w:rFonts w:ascii="Times New Roman" w:eastAsia="標楷體" w:hAnsi="Times New Roman" w:hint="eastAsia"/>
-                <w:sz w:val="28"/>
-                <w:szCs w:val="28"/>
-              </w:rPr>
-              <w:t xml:space="preserve"> / </w:t>
-            </w:r>
-            <w:r>
-              <w:rPr>
-                <w:rFonts w:ascii="Times New Roman" w:eastAsia="標楷體" w:hAnsi="Times New Roman" w:hint="eastAsia"/>
-                <w:sz w:val="28"/>
-                <w:szCs w:val="28"/>
-              </w:rPr>
-              <w:t>會議紀錄整理</w:t>
-            </w:r>
-            <w:r>
-              <w:rPr>
-                <w:rFonts w:ascii="Times New Roman" w:eastAsia="標楷體" w:hAnsi="Times New Roman" w:hint="eastAsia"/>
-                <w:sz w:val="28"/>
-                <w:szCs w:val="28"/>
-              </w:rPr>
-              <w:t xml:space="preserve"> / </w:t>
-            </w:r>
-            <w:r>
-              <w:rPr>
-                <w:rFonts w:ascii="Times New Roman" w:eastAsia="標楷體" w:hAnsi="Times New Roman" w:hint="eastAsia"/>
-                <w:sz w:val="28"/>
-                <w:szCs w:val="28"/>
-              </w:rPr>
-              <w:t>會議正式文件）。</w:t>
-            </w:r>
-          </w:p>
-          <w:p>
-            <w:pPr>
-              <w:pStyle w:val="a9"/>
-              <w:numPr>
-                <w:ilvl w:val="0"/>
-                <w:numId w:val="10"/>
-              </w:numPr>
-              <w:spacing w:after="0" w:line="400" w:lineRule="exact"/>
-              <w:rPr>
-                <w:rFonts w:ascii="Times New Roman" w:eastAsia="標楷體" w:hAnsi="Times New Roman" w:hint="eastAsia"/>
-                <w:sz w:val="28"/>
-                <w:szCs w:val="28"/>
-              </w:rPr>
-            </w:pPr>
-            <w:r>
-              <w:rPr>
-                <w:rFonts w:ascii="Times New Roman" w:eastAsia="標楷體" w:hAnsi="Times New Roman" w:hint="eastAsia"/>
-                <w:sz w:val="28"/>
-                <w:szCs w:val="28"/>
-              </w:rPr>
-              <w:t>upload-right</w:t>
-            </w:r>
-            <w:r>
-              <w:rPr>
-                <w:rFonts w:ascii="Times New Roman" w:eastAsia="標楷體" w:hAnsi="Times New Roman" w:hint="eastAsia"/>
-                <w:sz w:val="28"/>
-                <w:szCs w:val="28"/>
-              </w:rPr>
-              <w:t>：智能查詢區（檔案選取後可輸入問題並送出）。</w:t>
-            </w:r>
-          </w:p>
-          <w:p>
-            <w:pPr>
-              <w:pStyle w:val="a9"/>
-              <w:numPr>
-                <w:ilvl w:val="0"/>
-                <w:numId w:val="10"/>
-              </w:numPr>
-              <w:spacing w:after="0" w:line="400" w:lineRule="exact"/>
-              <w:rPr>
-                <w:rFonts w:ascii="Times New Roman" w:eastAsia="標楷體" w:hAnsi="Times New Roman" w:hint="eastAsia"/>
-                <w:sz w:val="28"/>
-                <w:szCs w:val="28"/>
-              </w:rPr>
-            </w:pPr>
-            <w:r>
-              <w:rPr>
-                <w:rFonts w:ascii="Times New Roman" w:eastAsia="標楷體" w:hAnsi="Times New Roman" w:hint="eastAsia"/>
-                <w:sz w:val="28"/>
-                <w:szCs w:val="28"/>
-              </w:rPr>
-              <w:t>modal</w:t>
-            </w:r>
-            <w:r>
-              <w:rPr>
-                <w:rFonts w:ascii="Times New Roman" w:eastAsia="標楷體" w:hAnsi="Times New Roman" w:hint="eastAsia"/>
-                <w:sz w:val="28"/>
-                <w:szCs w:val="28"/>
-              </w:rPr>
-              <w:t>：</w:t>
-            </w:r>
-          </w:p>
-          <w:p>
-            <w:pPr>
-              <w:pStyle w:val="a9"/>
-              <w:numPr>
-                <w:ilvl w:val="1"/>
-                <w:numId w:val="40"/>
-              </w:numPr>
-              <w:spacing w:after="0" w:line="400" w:lineRule="exact"/>
-              <w:rPr>
-                <w:rFonts w:ascii="Times New Roman" w:eastAsia="標楷體" w:hAnsi="Times New Roman" w:hint="eastAsia"/>
-                <w:sz w:val="28"/>
-                <w:szCs w:val="28"/>
-              </w:rPr>
-            </w:pPr>
-            <w:proofErr w:type="spellStart"/>
-            <w:r>
-              <w:rPr>
-                <w:rFonts w:ascii="Times New Roman" w:eastAsia="標楷體" w:hAnsi="Times New Roman" w:hint="eastAsia"/>
-                <w:sz w:val="28"/>
-                <w:szCs w:val="28"/>
-              </w:rPr>
-              <w:t>uploadModal</w:t>
-            </w:r>
-            <w:proofErr w:type="spellEnd"/>
-            <w:r>
-              <w:rPr>
-                <w:rFonts w:ascii="Times New Roman" w:eastAsia="標楷體" w:hAnsi="Times New Roman" w:hint="eastAsia"/>
-                <w:sz w:val="28"/>
-                <w:szCs w:val="28"/>
-              </w:rPr>
-              <w:t>：檔案上傳彈窗。</w:t>
-            </w:r>
-          </w:p>
-          <w:p>
-            <w:pPr>
-              <w:pStyle w:val="a9"/>
-              <w:numPr>
-                <w:ilvl w:val="1"/>
-                <w:numId w:val="40"/>
-              </w:numPr>
-              <w:spacing w:after="0" w:line="400" w:lineRule="exact"/>
-              <w:rPr>
-                <w:rFonts w:ascii="Times New Roman" w:eastAsia="標楷體" w:hAnsi="Times New Roman" w:hint="eastAsia"/>
-                <w:sz w:val="28"/>
-                <w:szCs w:val="28"/>
-              </w:rPr>
-            </w:pPr>
-            <w:proofErr w:type="spellStart"/>
-            <w:r>
-              <w:rPr>
-                <w:rFonts w:ascii="Times New Roman" w:eastAsia="標楷體" w:hAnsi="Times New Roman" w:hint="eastAsia"/>
-                <w:sz w:val="28"/>
-                <w:szCs w:val="28"/>
-              </w:rPr>
-              <w:t>notifyModal</w:t>
-            </w:r>
-            <w:proofErr w:type="spellEnd"/>
-            <w:r>
-              <w:rPr>
-                <w:rFonts w:ascii="Times New Roman" w:eastAsia="標楷體" w:hAnsi="Times New Roman" w:hint="eastAsia"/>
-                <w:sz w:val="28"/>
-                <w:szCs w:val="28"/>
-              </w:rPr>
-              <w:t>：發送會議通知。</w:t>
-            </w:r>
-          </w:p>
-          <w:p>
-            <w:pPr>
-              <w:pStyle w:val="a9"/>
-              <w:numPr>
-                <w:ilvl w:val="1"/>
-                <w:numId w:val="40"/>
-              </w:numPr>
-              <w:spacing w:after="0" w:line="400" w:lineRule="exact"/>
-              <w:rPr>
-                <w:rFonts w:ascii="Times New Roman" w:eastAsia="標楷體" w:hAnsi="Times New Roman" w:hint="eastAsia"/>
-                <w:sz w:val="28"/>
-                <w:szCs w:val="28"/>
-              </w:rPr>
-            </w:pPr>
-            <w:proofErr w:type="spellStart"/>
-            <w:r>
-              <w:rPr>
-                <w:rFonts w:ascii="Times New Roman" w:eastAsia="標楷體" w:hAnsi="Times New Roman" w:hint="eastAsia"/>
-                <w:sz w:val="28"/>
-                <w:szCs w:val="28"/>
-              </w:rPr>
-              <w:t>helpModal</w:t>
-            </w:r>
-            <w:proofErr w:type="spellEnd"/>
-            <w:r>
-              <w:rPr>
-                <w:rFonts w:ascii="Times New Roman" w:eastAsia="標楷體" w:hAnsi="Times New Roman" w:hint="eastAsia"/>
-                <w:sz w:val="28"/>
-                <w:szCs w:val="28"/>
-              </w:rPr>
-              <w:t>：使用說明。</w:t>
             </w:r>
           </w:p>
           <w:p>
@@ -880,7 +577,310 @@
               </w:numPr>
               <w:spacing w:line="400" w:lineRule="exact"/>
               <w:rPr>
-                <w:rFonts w:ascii="Times New Roman" w:eastAsia="標楷體" w:hAnsi="Times New Roman" w:hint="eastAsia"/>
+                <w:rFonts w:ascii="Times New Roman" w:eastAsia="標楷體" w:hAnsi="Times New Roman"/>
+                <w:sz w:val="28"/>
+                <w:szCs w:val="28"/>
+              </w:rPr>
+            </w:pPr>
+            <w:r>
+              <w:rPr>
+                <w:rFonts w:ascii="Times New Roman" w:eastAsia="標楷體" w:hAnsi="Times New Roman" w:hint="eastAsia"/>
+                <w:sz w:val="28"/>
+                <w:szCs w:val="28"/>
+              </w:rPr>
+              <w:t>progress-bar</w:t>
+            </w:r>
+            <w:r>
+              <w:rPr>
+                <w:rFonts w:ascii="Times New Roman" w:eastAsia="標楷體" w:hAnsi="Times New Roman" w:hint="eastAsia"/>
+                <w:sz w:val="28"/>
+                <w:szCs w:val="28"/>
+              </w:rPr>
+              <w:t>：流程進度條（前</w:t>
+            </w:r>
+            <w:r>
+              <w:rPr>
+                <w:rFonts w:ascii="Times New Roman" w:eastAsia="標楷體" w:hAnsi="Times New Roman" w:hint="eastAsia"/>
+                <w:sz w:val="28"/>
+                <w:szCs w:val="28"/>
+              </w:rPr>
+              <w:t xml:space="preserve"> / </w:t>
+            </w:r>
+            <w:r>
+              <w:rPr>
+                <w:rFonts w:ascii="Times New Roman" w:eastAsia="標楷體" w:hAnsi="Times New Roman" w:hint="eastAsia"/>
+                <w:sz w:val="28"/>
+                <w:szCs w:val="28"/>
+              </w:rPr>
+              <w:t>中</w:t>
+            </w:r>
+            <w:r>
+              <w:rPr>
+                <w:rFonts w:ascii="Times New Roman" w:eastAsia="標楷體" w:hAnsi="Times New Roman" w:hint="eastAsia"/>
+                <w:sz w:val="28"/>
+                <w:szCs w:val="28"/>
+              </w:rPr>
+              <w:t xml:space="preserve"> / </w:t>
+            </w:r>
+            <w:r>
+              <w:rPr>
+                <w:rFonts w:ascii="Times New Roman" w:eastAsia="標楷體" w:hAnsi="Times New Roman" w:hint="eastAsia"/>
+                <w:sz w:val="28"/>
+                <w:szCs w:val="28"/>
+              </w:rPr>
+              <w:t>後）。</w:t>
+            </w:r>
+          </w:p>
+          <w:p>
+            <w:pPr>
+              <w:pStyle w:val="a9"/>
+              <w:numPr>
+                <w:ilvl w:val="0"/>
+                <w:numId w:val="10"/>
+              </w:numPr>
+              <w:spacing w:line="400" w:lineRule="exact"/>
+              <w:rPr>
+                <w:rFonts w:ascii="Times New Roman" w:eastAsia="標楷體" w:hAnsi="Times New Roman"/>
+                <w:sz w:val="28"/>
+                <w:szCs w:val="28"/>
+              </w:rPr>
+            </w:pPr>
+            <w:r>
+              <w:rPr>
+                <w:rFonts w:ascii="Times New Roman" w:eastAsia="標楷體" w:hAnsi="Times New Roman" w:hint="eastAsia"/>
+                <w:sz w:val="28"/>
+                <w:szCs w:val="28"/>
+              </w:rPr>
+              <w:t>upload-left</w:t>
+            </w:r>
+            <w:r>
+              <w:rPr>
+                <w:rFonts w:ascii="Times New Roman" w:eastAsia="標楷體" w:hAnsi="Times New Roman" w:hint="eastAsia"/>
+                <w:sz w:val="28"/>
+                <w:szCs w:val="28"/>
+              </w:rPr>
+              <w:t>：檔案上傳清單（分類：語音</w:t>
+            </w:r>
+            <w:r>
+              <w:rPr>
+                <w:rFonts w:ascii="Times New Roman" w:eastAsia="標楷體" w:hAnsi="Times New Roman" w:hint="eastAsia"/>
+                <w:sz w:val="28"/>
+                <w:szCs w:val="28"/>
+              </w:rPr>
+              <w:t xml:space="preserve"> / </w:t>
+            </w:r>
+            <w:r>
+              <w:rPr>
+                <w:rFonts w:ascii="Times New Roman" w:eastAsia="標楷體" w:hAnsi="Times New Roman" w:hint="eastAsia"/>
+                <w:sz w:val="28"/>
+                <w:szCs w:val="28"/>
+              </w:rPr>
+              <w:t>逐字稿</w:t>
+            </w:r>
+            <w:r>
+              <w:rPr>
+                <w:rFonts w:ascii="Times New Roman" w:eastAsia="標楷體" w:hAnsi="Times New Roman" w:hint="eastAsia"/>
+                <w:sz w:val="28"/>
+                <w:szCs w:val="28"/>
+              </w:rPr>
+              <w:t xml:space="preserve"> / </w:t>
+            </w:r>
+            <w:r>
+              <w:rPr>
+                <w:rFonts w:ascii="Times New Roman" w:eastAsia="標楷體" w:hAnsi="Times New Roman" w:hint="eastAsia"/>
+                <w:sz w:val="28"/>
+                <w:szCs w:val="28"/>
+              </w:rPr>
+              <w:t>會議紀錄整理</w:t>
+            </w:r>
+            <w:r>
+              <w:rPr>
+                <w:rFonts w:ascii="Times New Roman" w:eastAsia="標楷體" w:hAnsi="Times New Roman" w:hint="eastAsia"/>
+                <w:sz w:val="28"/>
+                <w:szCs w:val="28"/>
+              </w:rPr>
+              <w:t xml:space="preserve"> / </w:t>
+            </w:r>
+            <w:r>
+              <w:rPr>
+                <w:rFonts w:ascii="Times New Roman" w:eastAsia="標楷體" w:hAnsi="Times New Roman" w:hint="eastAsia"/>
+                <w:sz w:val="28"/>
+                <w:szCs w:val="28"/>
+              </w:rPr>
+              <w:t>會議正式文件）。</w:t>
+            </w:r>
+          </w:p>
+          <w:p>
+            <w:pPr>
+              <w:pStyle w:val="a9"/>
+              <w:numPr>
+                <w:ilvl w:val="0"/>
+                <w:numId w:val="10"/>
+              </w:numPr>
+              <w:spacing w:line="400" w:lineRule="exact"/>
+              <w:rPr>
+                <w:rFonts w:ascii="Times New Roman" w:eastAsia="標楷體" w:hAnsi="Times New Roman"/>
+                <w:sz w:val="28"/>
+                <w:szCs w:val="28"/>
+              </w:rPr>
+            </w:pPr>
+            <w:r>
+              <w:rPr>
+                <w:rFonts w:ascii="Times New Roman" w:eastAsia="標楷體" w:hAnsi="Times New Roman" w:hint="eastAsia"/>
+                <w:sz w:val="28"/>
+                <w:szCs w:val="28"/>
+              </w:rPr>
+              <w:t>upload-right</w:t>
+            </w:r>
+            <w:r>
+              <w:rPr>
+                <w:rFonts w:ascii="Times New Roman" w:eastAsia="標楷體" w:hAnsi="Times New Roman" w:hint="eastAsia"/>
+                <w:sz w:val="28"/>
+                <w:szCs w:val="28"/>
+              </w:rPr>
+              <w:t>：智能查詢區（檔案選取後可輸入問題並送出）。</w:t>
+            </w:r>
+          </w:p>
+          <w:p>
+            <w:pPr>
+              <w:pStyle w:val="a9"/>
+              <w:numPr>
+                <w:ilvl w:val="0"/>
+                <w:numId w:val="10"/>
+              </w:numPr>
+              <w:spacing w:line="400" w:lineRule="exact"/>
+              <w:rPr>
+                <w:rFonts w:ascii="Times New Roman" w:eastAsia="標楷體" w:hAnsi="Times New Roman"/>
+                <w:sz w:val="28"/>
+                <w:szCs w:val="28"/>
+              </w:rPr>
+            </w:pPr>
+            <w:r>
+              <w:rPr>
+                <w:rFonts w:ascii="Times New Roman" w:eastAsia="標楷體" w:hAnsi="Times New Roman" w:hint="eastAsia"/>
+                <w:sz w:val="28"/>
+                <w:szCs w:val="28"/>
+              </w:rPr>
+              <w:t>modal</w:t>
+            </w:r>
+            <w:r>
+              <w:rPr>
+                <w:rFonts w:ascii="Times New Roman" w:eastAsia="標楷體" w:hAnsi="Times New Roman" w:hint="eastAsia"/>
+                <w:sz w:val="28"/>
+                <w:szCs w:val="28"/>
+              </w:rPr>
+              <w:t>：</w:t>
+            </w:r>
+          </w:p>
+          <w:p>
+            <w:pPr>
+              <w:pStyle w:val="a9"/>
+              <w:numPr>
+                <w:ilvl w:val="1"/>
+                <w:numId w:val="40"/>
+              </w:numPr>
+              <w:spacing w:line="400" w:lineRule="exact"/>
+              <w:rPr>
+                <w:rFonts w:ascii="Times New Roman" w:eastAsia="標楷體" w:hAnsi="Times New Roman"/>
+                <w:sz w:val="28"/>
+                <w:szCs w:val="28"/>
+              </w:rPr>
+            </w:pPr>
+            <w:proofErr w:type="spellStart"/>
+            <w:r>
+              <w:rPr>
+                <w:rFonts w:ascii="Times New Roman" w:eastAsia="標楷體" w:hAnsi="Times New Roman" w:hint="eastAsia"/>
+                <w:sz w:val="28"/>
+                <w:szCs w:val="28"/>
+              </w:rPr>
+              <w:t>uploadModal</w:t>
+            </w:r>
+            <w:proofErr w:type="spellEnd"/>
+            <w:r>
+              <w:rPr>
+                <w:rFonts w:ascii="Times New Roman" w:eastAsia="標楷體" w:hAnsi="Times New Roman" w:hint="eastAsia"/>
+                <w:sz w:val="28"/>
+                <w:szCs w:val="28"/>
+              </w:rPr>
+              <w:t>：檔案上傳彈窗。</w:t>
+            </w:r>
+          </w:p>
+          <w:p>
+            <w:pPr>
+              <w:pStyle w:val="a9"/>
+              <w:numPr>
+                <w:ilvl w:val="1"/>
+                <w:numId w:val="40"/>
+              </w:numPr>
+              <w:spacing w:line="400" w:lineRule="exact"/>
+              <w:rPr>
+                <w:rFonts w:ascii="Times New Roman" w:eastAsia="標楷體" w:hAnsi="Times New Roman"/>
+                <w:sz w:val="28"/>
+                <w:szCs w:val="28"/>
+              </w:rPr>
+            </w:pPr>
+            <w:proofErr w:type="spellStart"/>
+            <w:r>
+              <w:rPr>
+                <w:rFonts w:ascii="Times New Roman" w:eastAsia="標楷體" w:hAnsi="Times New Roman" w:hint="eastAsia"/>
+                <w:sz w:val="28"/>
+                <w:szCs w:val="28"/>
+              </w:rPr>
+              <w:t>notifyModal</w:t>
+            </w:r>
+            <w:proofErr w:type="spellEnd"/>
+            <w:r>
+              <w:rPr>
+                <w:rFonts w:ascii="Times New Roman" w:eastAsia="標楷體" w:hAnsi="Times New Roman" w:hint="eastAsia"/>
+                <w:sz w:val="28"/>
+                <w:szCs w:val="28"/>
+              </w:rPr>
+              <w:t>：發送會議通知。</w:t>
+            </w:r>
+          </w:p>
+          <w:p>
+            <w:pPr>
+              <w:pStyle w:val="a9"/>
+              <w:numPr>
+                <w:ilvl w:val="1"/>
+                <w:numId w:val="40"/>
+              </w:numPr>
+              <w:spacing w:line="400" w:lineRule="exact"/>
+              <w:rPr>
+                <w:rFonts w:ascii="Times New Roman" w:eastAsia="標楷體" w:hAnsi="Times New Roman"/>
+                <w:sz w:val="28"/>
+                <w:szCs w:val="28"/>
+              </w:rPr>
+            </w:pPr>
+            <w:proofErr w:type="spellStart"/>
+            <w:r>
+              <w:rPr>
+                <w:rFonts w:ascii="Times New Roman" w:eastAsia="標楷體" w:hAnsi="Times New Roman" w:hint="eastAsia"/>
+                <w:sz w:val="28"/>
+                <w:szCs w:val="28"/>
+              </w:rPr>
+              <w:t>helpModal</w:t>
+            </w:r>
+            <w:proofErr w:type="spellEnd"/>
+            <w:r>
+              <w:rPr>
+                <w:rFonts w:ascii="Times New Roman" w:eastAsia="標楷體" w:hAnsi="Times New Roman" w:hint="eastAsia"/>
+                <w:sz w:val="28"/>
+                <w:szCs w:val="28"/>
+              </w:rPr>
+              <w:t>：使用說明。</w:t>
+            </w:r>
+          </w:p>
+          <w:p>
+            <w:pPr>
+              <w:pStyle w:val="a9"/>
+              <w:numPr>
+                <w:ilvl w:val="0"/>
+                <w:numId w:val="10"/>
+              </w:numPr>
+              <w:spacing w:line="400" w:lineRule="exact"/>
+              <w:rPr>
+                <w:rFonts w:ascii="Times New Roman" w:eastAsia="標楷體" w:hAnsi="Times New Roman"/>
                 <w:sz w:val="28"/>
                 <w:szCs w:val="28"/>
               </w:rPr>
@@ -963,9 +963,9 @@
                 <w:ilvl w:val="0"/>
                 <w:numId w:val="32"/>
               </w:numPr>
-              <w:spacing w:after="0" w:line="400" w:lineRule="exact"/>
-              <w:rPr>
-                <w:rFonts w:ascii="Times New Roman" w:eastAsia="標楷體" w:hAnsi="Times New Roman" w:hint="eastAsia"/>
+              <w:spacing w:line="400" w:lineRule="exact"/>
+              <w:rPr>
+                <w:rFonts w:ascii="Times New Roman" w:eastAsia="標楷體" w:hAnsi="Times New Roman"/>
                 <w:sz w:val="28"/>
                 <w:szCs w:val="28"/>
               </w:rPr>
@@ -995,47 +995,6 @@
                 <w:szCs w:val="28"/>
               </w:rPr>
               <w:t>：展開或收合側邊欄。</w:t>
-            </w:r>
-          </w:p>
-          <w:p>
-            <w:pPr>
-              <w:pStyle w:val="a9"/>
-              <w:numPr>
-                <w:ilvl w:val="0"/>
-                <w:numId w:val="32"/>
-              </w:numPr>
-              <w:spacing w:after="0" w:line="400" w:lineRule="exact"/>
-              <w:rPr>
-                <w:rFonts w:ascii="Times New Roman" w:eastAsia="標楷體" w:hAnsi="Times New Roman" w:hint="eastAsia"/>
-                <w:sz w:val="28"/>
-                <w:szCs w:val="28"/>
-              </w:rPr>
-            </w:pPr>
-            <w:proofErr w:type="spellStart"/>
-            <w:r>
-              <w:rPr>
-                <w:rFonts w:ascii="Times New Roman" w:eastAsia="標楷體" w:hAnsi="Times New Roman" w:hint="eastAsia"/>
-                <w:sz w:val="28"/>
-                <w:szCs w:val="28"/>
-              </w:rPr>
-              <w:t>goToNext</w:t>
-            </w:r>
-            <w:proofErr w:type="spellEnd"/>
-            <w:r>
-              <w:rPr>
-                <w:rFonts w:ascii="Times New Roman" w:eastAsia="標楷體" w:hAnsi="Times New Roman" w:hint="eastAsia"/>
-                <w:sz w:val="28"/>
-                <w:szCs w:val="28"/>
-              </w:rPr>
-              <w:t>()</w:t>
-            </w:r>
-            <w:r>
-              <w:rPr>
-                <w:rFonts w:ascii="Times New Roman" w:eastAsia="標楷體" w:hAnsi="Times New Roman" w:hint="eastAsia"/>
-                <w:sz w:val="28"/>
-                <w:szCs w:val="28"/>
-              </w:rPr>
-              <w:t>：導向「會議中」轉錄頁面。</w:t>
             </w:r>
           </w:p>
           <w:p>
@@ -1047,7 +1006,48 @@
               </w:numPr>
               <w:spacing w:line="400" w:lineRule="exact"/>
               <w:rPr>
-                <w:rFonts w:ascii="Times New Roman" w:eastAsia="標楷體" w:hAnsi="Times New Roman" w:hint="eastAsia"/>
+                <w:rFonts w:ascii="Times New Roman" w:eastAsia="標楷體" w:hAnsi="Times New Roman"/>
+                <w:sz w:val="28"/>
+                <w:szCs w:val="28"/>
+              </w:rPr>
+            </w:pPr>
+            <w:proofErr w:type="spellStart"/>
+            <w:r>
+              <w:rPr>
+                <w:rFonts w:ascii="Times New Roman" w:eastAsia="標楷體" w:hAnsi="Times New Roman" w:hint="eastAsia"/>
+                <w:sz w:val="28"/>
+                <w:szCs w:val="28"/>
+              </w:rPr>
+              <w:t>goToNext</w:t>
+            </w:r>
+            <w:proofErr w:type="spellEnd"/>
+            <w:r>
+              <w:rPr>
+                <w:rFonts w:ascii="Times New Roman" w:eastAsia="標楷體" w:hAnsi="Times New Roman" w:hint="eastAsia"/>
+                <w:sz w:val="28"/>
+                <w:szCs w:val="28"/>
+              </w:rPr>
+              <w:t>()</w:t>
+            </w:r>
+            <w:r>
+              <w:rPr>
+                <w:rFonts w:ascii="Times New Roman" w:eastAsia="標楷體" w:hAnsi="Times New Roman" w:hint="eastAsia"/>
+                <w:sz w:val="28"/>
+                <w:szCs w:val="28"/>
+              </w:rPr>
+              <w:t>：導向「會議中」轉錄頁面。</w:t>
+            </w:r>
+          </w:p>
+          <w:p>
+            <w:pPr>
+              <w:pStyle w:val="a9"/>
+              <w:numPr>
+                <w:ilvl w:val="0"/>
+                <w:numId w:val="32"/>
+              </w:numPr>
+              <w:spacing w:line="400" w:lineRule="exact"/>
+              <w:rPr>
+                <w:rFonts w:ascii="Times New Roman" w:eastAsia="標楷體" w:hAnsi="Times New Roman"/>
                 <w:sz w:val="28"/>
                 <w:szCs w:val="28"/>
               </w:rPr>
@@ -1141,9 +1141,9 @@
                 <w:ilvl w:val="0"/>
                 <w:numId w:val="33"/>
               </w:numPr>
-              <w:spacing w:after="0" w:line="400" w:lineRule="exact"/>
-              <w:rPr>
-                <w:rFonts w:ascii="Times New Roman" w:eastAsia="標楷體" w:hAnsi="Times New Roman" w:hint="eastAsia"/>
+              <w:spacing w:line="400" w:lineRule="exact"/>
+              <w:rPr>
+                <w:rFonts w:ascii="Times New Roman" w:eastAsia="標楷體" w:hAnsi="Times New Roman"/>
                 <w:sz w:val="28"/>
                 <w:szCs w:val="28"/>
               </w:rPr>
@@ -1216,9 +1216,9 @@
                 <w:ilvl w:val="0"/>
                 <w:numId w:val="33"/>
               </w:numPr>
-              <w:spacing w:after="0" w:line="400" w:lineRule="exact"/>
-              <w:rPr>
-                <w:rFonts w:ascii="Times New Roman" w:eastAsia="標楷體" w:hAnsi="Times New Roman" w:hint="eastAsia"/>
+              <w:spacing w:line="400" w:lineRule="exact"/>
+              <w:rPr>
+                <w:rFonts w:ascii="Times New Roman" w:eastAsia="標楷體" w:hAnsi="Times New Roman"/>
                 <w:sz w:val="28"/>
                 <w:szCs w:val="28"/>
               </w:rPr>
@@ -1257,9 +1257,9 @@
                 <w:ilvl w:val="1"/>
                 <w:numId w:val="41"/>
               </w:numPr>
-              <w:spacing w:after="0" w:line="400" w:lineRule="exact"/>
-              <w:rPr>
-                <w:rFonts w:ascii="Times New Roman" w:eastAsia="標楷體" w:hAnsi="Times New Roman" w:hint="eastAsia"/>
+              <w:spacing w:line="400" w:lineRule="exact"/>
+              <w:rPr>
+                <w:rFonts w:ascii="Times New Roman" w:eastAsia="標楷體" w:hAnsi="Times New Roman"/>
                 <w:sz w:val="28"/>
                 <w:szCs w:val="28"/>
               </w:rPr>
@@ -1280,9 +1280,9 @@
                 <w:ilvl w:val="1"/>
                 <w:numId w:val="41"/>
               </w:numPr>
-              <w:spacing w:after="0" w:line="400" w:lineRule="exact"/>
-              <w:rPr>
-                <w:rFonts w:ascii="Times New Roman" w:eastAsia="標楷體" w:hAnsi="Times New Roman" w:hint="eastAsia"/>
+              <w:spacing w:line="400" w:lineRule="exact"/>
+              <w:rPr>
+                <w:rFonts w:ascii="Times New Roman" w:eastAsia="標楷體" w:hAnsi="Times New Roman"/>
                 <w:sz w:val="28"/>
                 <w:szCs w:val="28"/>
               </w:rPr>
@@ -1329,9 +1329,9 @@
                 <w:ilvl w:val="1"/>
                 <w:numId w:val="41"/>
               </w:numPr>
-              <w:spacing w:after="0" w:line="400" w:lineRule="exact"/>
-              <w:rPr>
-                <w:rFonts w:ascii="Times New Roman" w:eastAsia="標楷體" w:hAnsi="Times New Roman" w:hint="eastAsia"/>
+              <w:spacing w:line="400" w:lineRule="exact"/>
+              <w:rPr>
+                <w:rFonts w:ascii="Times New Roman" w:eastAsia="標楷體" w:hAnsi="Times New Roman"/>
                 <w:sz w:val="28"/>
                 <w:szCs w:val="28"/>
               </w:rPr>
@@ -1352,9 +1352,9 @@
                 <w:ilvl w:val="0"/>
                 <w:numId w:val="33"/>
               </w:numPr>
-              <w:spacing w:after="0" w:line="400" w:lineRule="exact"/>
-              <w:rPr>
-                <w:rFonts w:ascii="Times New Roman" w:eastAsia="標楷體" w:hAnsi="Times New Roman" w:hint="eastAsia"/>
+              <w:spacing w:line="400" w:lineRule="exact"/>
+              <w:rPr>
+                <w:rFonts w:ascii="Times New Roman" w:eastAsia="標楷體" w:hAnsi="Times New Roman"/>
                 <w:sz w:val="28"/>
                 <w:szCs w:val="28"/>
               </w:rPr>
@@ -1384,105 +1384,6 @@
                 <w:szCs w:val="28"/>
               </w:rPr>
               <w:t>：</w:t>
-            </w:r>
-          </w:p>
-          <w:p>
-            <w:pPr>
-              <w:pStyle w:val="a9"/>
-              <w:numPr>
-                <w:ilvl w:val="1"/>
-                <w:numId w:val="42"/>
-              </w:numPr>
-              <w:spacing w:after="0" w:line="400" w:lineRule="exact"/>
-              <w:rPr>
-                <w:rFonts w:ascii="Times New Roman" w:eastAsia="標楷體" w:hAnsi="Times New Roman" w:hint="eastAsia"/>
-                <w:sz w:val="28"/>
-                <w:szCs w:val="28"/>
-              </w:rPr>
-            </w:pPr>
-            <w:r>
-              <w:rPr>
-                <w:rFonts w:ascii="Times New Roman" w:eastAsia="標楷體" w:hAnsi="Times New Roman" w:hint="eastAsia"/>
-                <w:sz w:val="28"/>
-                <w:szCs w:val="28"/>
-              </w:rPr>
-              <w:lastRenderedPageBreak/>
-              <w:t>取得會議檔案列表（</w:t>
-            </w:r>
-            <w:r>
-              <w:rPr>
-                <w:rFonts w:ascii="Times New Roman" w:eastAsia="標楷體" w:hAnsi="Times New Roman" w:hint="eastAsia"/>
-                <w:sz w:val="28"/>
-                <w:szCs w:val="28"/>
-              </w:rPr>
-              <w:t>GET /</w:t>
-            </w:r>
-            <w:proofErr w:type="spellStart"/>
-            <w:r>
-              <w:rPr>
-                <w:rFonts w:ascii="Times New Roman" w:eastAsia="標楷體" w:hAnsi="Times New Roman" w:hint="eastAsia"/>
-                <w:sz w:val="28"/>
-                <w:szCs w:val="28"/>
-              </w:rPr>
-              <w:t>api</w:t>
-            </w:r>
-            <w:proofErr w:type="spellEnd"/>
-            <w:r>
-              <w:rPr>
-                <w:rFonts w:ascii="Times New Roman" w:eastAsia="標楷體" w:hAnsi="Times New Roman" w:hint="eastAsia"/>
-                <w:sz w:val="28"/>
-                <w:szCs w:val="28"/>
-              </w:rPr>
-              <w:t>/</w:t>
-            </w:r>
-            <w:proofErr w:type="spellStart"/>
-            <w:r>
-              <w:rPr>
-                <w:rFonts w:ascii="Times New Roman" w:eastAsia="標楷體" w:hAnsi="Times New Roman" w:hint="eastAsia"/>
-                <w:sz w:val="28"/>
-                <w:szCs w:val="28"/>
-              </w:rPr>
-              <w:t>meeting_files</w:t>
-            </w:r>
-            <w:proofErr w:type="spellEnd"/>
-            <w:r>
-              <w:rPr>
-                <w:rFonts w:ascii="Times New Roman" w:eastAsia="標楷體" w:hAnsi="Times New Roman" w:hint="eastAsia"/>
-                <w:sz w:val="28"/>
-                <w:szCs w:val="28"/>
-              </w:rPr>
-              <w:t>/{MEETING_ID}</w:t>
-            </w:r>
-            <w:r>
-              <w:rPr>
-                <w:rFonts w:ascii="Times New Roman" w:eastAsia="標楷體" w:hAnsi="Times New Roman" w:hint="eastAsia"/>
-                <w:sz w:val="28"/>
-                <w:szCs w:val="28"/>
-              </w:rPr>
-              <w:t>）。</w:t>
-            </w:r>
-          </w:p>
-          <w:p>
-            <w:pPr>
-              <w:pStyle w:val="a9"/>
-              <w:numPr>
-                <w:ilvl w:val="1"/>
-                <w:numId w:val="42"/>
-              </w:numPr>
-              <w:spacing w:after="0" w:line="400" w:lineRule="exact"/>
-              <w:rPr>
-                <w:rFonts w:ascii="Times New Roman" w:eastAsia="標楷體" w:hAnsi="Times New Roman" w:hint="eastAsia"/>
-                <w:sz w:val="28"/>
-                <w:szCs w:val="28"/>
-              </w:rPr>
-            </w:pPr>
-            <w:r>
-              <w:rPr>
-                <w:rFonts w:ascii="Times New Roman" w:eastAsia="標楷體" w:hAnsi="Times New Roman" w:hint="eastAsia"/>
-                <w:sz w:val="28"/>
-                <w:szCs w:val="28"/>
-              </w:rPr>
-              <w:t>分類顯示檔案（語音、逐字稿、會議紀錄整理、正式文件）。</w:t>
             </w:r>
           </w:p>
           <w:p>
@@ -1494,7 +1395,106 @@
               </w:numPr>
               <w:spacing w:line="400" w:lineRule="exact"/>
               <w:rPr>
-                <w:rFonts w:ascii="Times New Roman" w:eastAsia="標楷體" w:hAnsi="Times New Roman" w:hint="eastAsia"/>
+                <w:rFonts w:ascii="Times New Roman" w:eastAsia="標楷體" w:hAnsi="Times New Roman"/>
+                <w:sz w:val="28"/>
+                <w:szCs w:val="28"/>
+              </w:rPr>
+            </w:pPr>
+            <w:r>
+              <w:rPr>
+                <w:rFonts w:ascii="Times New Roman" w:eastAsia="標楷體" w:hAnsi="Times New Roman" w:hint="eastAsia"/>
+                <w:sz w:val="28"/>
+                <w:szCs w:val="28"/>
+              </w:rPr>
+              <w:lastRenderedPageBreak/>
+              <w:t>取得會議檔案列表（</w:t>
+            </w:r>
+            <w:r>
+              <w:rPr>
+                <w:rFonts w:ascii="Times New Roman" w:eastAsia="標楷體" w:hAnsi="Times New Roman" w:hint="eastAsia"/>
+                <w:sz w:val="28"/>
+                <w:szCs w:val="28"/>
+              </w:rPr>
+              <w:t>GET /</w:t>
+            </w:r>
+            <w:proofErr w:type="spellStart"/>
+            <w:r>
+              <w:rPr>
+                <w:rFonts w:ascii="Times New Roman" w:eastAsia="標楷體" w:hAnsi="Times New Roman" w:hint="eastAsia"/>
+                <w:sz w:val="28"/>
+                <w:szCs w:val="28"/>
+              </w:rPr>
+              <w:t>api</w:t>
+            </w:r>
+            <w:proofErr w:type="spellEnd"/>
+            <w:r>
+              <w:rPr>
+                <w:rFonts w:ascii="Times New Roman" w:eastAsia="標楷體" w:hAnsi="Times New Roman" w:hint="eastAsia"/>
+                <w:sz w:val="28"/>
+                <w:szCs w:val="28"/>
+              </w:rPr>
+              <w:t>/</w:t>
+            </w:r>
+            <w:proofErr w:type="spellStart"/>
+            <w:r>
+              <w:rPr>
+                <w:rFonts w:ascii="Times New Roman" w:eastAsia="標楷體" w:hAnsi="Times New Roman" w:hint="eastAsia"/>
+                <w:sz w:val="28"/>
+                <w:szCs w:val="28"/>
+              </w:rPr>
+              <w:t>meeting_files</w:t>
+            </w:r>
+            <w:proofErr w:type="spellEnd"/>
+            <w:r>
+              <w:rPr>
+                <w:rFonts w:ascii="Times New Roman" w:eastAsia="標楷體" w:hAnsi="Times New Roman" w:hint="eastAsia"/>
+                <w:sz w:val="28"/>
+                <w:szCs w:val="28"/>
+              </w:rPr>
+              <w:t>/{MEETING_ID}</w:t>
+            </w:r>
+            <w:r>
+              <w:rPr>
+                <w:rFonts w:ascii="Times New Roman" w:eastAsia="標楷體" w:hAnsi="Times New Roman" w:hint="eastAsia"/>
+                <w:sz w:val="28"/>
+                <w:szCs w:val="28"/>
+              </w:rPr>
+              <w:t>）。</w:t>
+            </w:r>
+          </w:p>
+          <w:p>
+            <w:pPr>
+              <w:pStyle w:val="a9"/>
+              <w:numPr>
+                <w:ilvl w:val="1"/>
+                <w:numId w:val="42"/>
+              </w:numPr>
+              <w:spacing w:line="400" w:lineRule="exact"/>
+              <w:rPr>
+                <w:rFonts w:ascii="Times New Roman" w:eastAsia="標楷體" w:hAnsi="Times New Roman"/>
+                <w:sz w:val="28"/>
+                <w:szCs w:val="28"/>
+              </w:rPr>
+            </w:pPr>
+            <w:r>
+              <w:rPr>
+                <w:rFonts w:ascii="Times New Roman" w:eastAsia="標楷體" w:hAnsi="Times New Roman" w:hint="eastAsia"/>
+                <w:sz w:val="28"/>
+                <w:szCs w:val="28"/>
+              </w:rPr>
+              <w:t>分類顯示檔案（語音、逐字稿、會議紀錄整理、正式文件）。</w:t>
+            </w:r>
+          </w:p>
+          <w:p>
+            <w:pPr>
+              <w:pStyle w:val="a9"/>
+              <w:numPr>
+                <w:ilvl w:val="1"/>
+                <w:numId w:val="42"/>
+              </w:numPr>
+              <w:spacing w:line="400" w:lineRule="exact"/>
+              <w:rPr>
+                <w:rFonts w:ascii="Times New Roman" w:eastAsia="標楷體" w:hAnsi="Times New Roman"/>
                 <w:sz w:val="28"/>
                 <w:szCs w:val="28"/>
               </w:rPr>
@@ -1542,9 +1542,9 @@
                 <w:ilvl w:val="0"/>
                 <w:numId w:val="34"/>
               </w:numPr>
-              <w:spacing w:after="0" w:line="400" w:lineRule="exact"/>
-              <w:rPr>
-                <w:rFonts w:ascii="Times New Roman" w:eastAsia="標楷體" w:hAnsi="Times New Roman" w:hint="eastAsia"/>
+              <w:spacing w:line="400" w:lineRule="exact"/>
+              <w:rPr>
+                <w:rFonts w:ascii="Times New Roman" w:eastAsia="標楷體" w:hAnsi="Times New Roman"/>
                 <w:sz w:val="28"/>
                 <w:szCs w:val="28"/>
               </w:rPr>
@@ -1627,7 +1627,7 @@
               </w:numPr>
               <w:spacing w:line="400" w:lineRule="exact"/>
               <w:rPr>
-                <w:rFonts w:ascii="Times New Roman" w:eastAsia="標楷體" w:hAnsi="Times New Roman" w:hint="eastAsia"/>
+                <w:rFonts w:ascii="Times New Roman" w:eastAsia="標楷體" w:hAnsi="Times New Roman"/>
                 <w:sz w:val="28"/>
                 <w:szCs w:val="28"/>
               </w:rPr>
@@ -1691,9 +1691,9 @@
                 <w:ilvl w:val="0"/>
                 <w:numId w:val="35"/>
               </w:numPr>
-              <w:spacing w:after="0" w:line="400" w:lineRule="exact"/>
-              <w:rPr>
-                <w:rFonts w:ascii="Times New Roman" w:eastAsia="標楷體" w:hAnsi="Times New Roman" w:hint="eastAsia"/>
+              <w:spacing w:line="400" w:lineRule="exact"/>
+              <w:rPr>
+                <w:rFonts w:ascii="Times New Roman" w:eastAsia="標楷體" w:hAnsi="Times New Roman"/>
                 <w:sz w:val="28"/>
                 <w:szCs w:val="28"/>
               </w:rPr>
@@ -1750,9 +1750,9 @@
                 <w:ilvl w:val="0"/>
                 <w:numId w:val="35"/>
               </w:numPr>
-              <w:spacing w:after="0" w:line="400" w:lineRule="exact"/>
-              <w:rPr>
-                <w:rFonts w:ascii="Times New Roman" w:eastAsia="標楷體" w:hAnsi="Times New Roman" w:hint="eastAsia"/>
+              <w:spacing w:line="400" w:lineRule="exact"/>
+              <w:rPr>
+                <w:rFonts w:ascii="Times New Roman" w:eastAsia="標楷體" w:hAnsi="Times New Roman"/>
                 <w:sz w:val="28"/>
                 <w:szCs w:val="28"/>
               </w:rPr>
@@ -1782,112 +1782,6 @@
                 <w:szCs w:val="28"/>
               </w:rPr>
               <w:t>：</w:t>
-            </w:r>
-          </w:p>
-          <w:p>
-            <w:pPr>
-              <w:pStyle w:val="a9"/>
-              <w:numPr>
-                <w:ilvl w:val="1"/>
-                <w:numId w:val="43"/>
-              </w:numPr>
-              <w:spacing w:after="0" w:line="400" w:lineRule="exact"/>
-              <w:rPr>
-                <w:rFonts w:ascii="Times New Roman" w:eastAsia="標楷體" w:hAnsi="Times New Roman" w:hint="eastAsia"/>
-                <w:sz w:val="28"/>
-                <w:szCs w:val="28"/>
-              </w:rPr>
-            </w:pPr>
-            <w:r>
-              <w:rPr>
-                <w:rFonts w:ascii="Times New Roman" w:eastAsia="標楷體" w:hAnsi="Times New Roman" w:hint="eastAsia"/>
-                <w:sz w:val="28"/>
-                <w:szCs w:val="28"/>
-              </w:rPr>
-              <w:t>讀取會議名稱、時間、議程。</w:t>
-            </w:r>
-          </w:p>
-          <w:p>
-            <w:pPr>
-              <w:pStyle w:val="a9"/>
-              <w:numPr>
-                <w:ilvl w:val="1"/>
-                <w:numId w:val="43"/>
-              </w:numPr>
-              <w:spacing w:after="0" w:line="400" w:lineRule="exact"/>
-              <w:rPr>
-                <w:rFonts w:ascii="Times New Roman" w:eastAsia="標楷體" w:hAnsi="Times New Roman" w:hint="eastAsia"/>
-                <w:sz w:val="28"/>
-                <w:szCs w:val="28"/>
-              </w:rPr>
-            </w:pPr>
-            <w:r>
-              <w:rPr>
-                <w:rFonts w:ascii="Times New Roman" w:eastAsia="標楷體" w:hAnsi="Times New Roman" w:hint="eastAsia"/>
-                <w:sz w:val="28"/>
-                <w:szCs w:val="28"/>
-              </w:rPr>
-              <w:t>呼叫</w:t>
-            </w:r>
-            <w:r>
-              <w:rPr>
-                <w:rFonts w:ascii="Times New Roman" w:eastAsia="標楷體" w:hAnsi="Times New Roman" w:hint="eastAsia"/>
-                <w:sz w:val="28"/>
-                <w:szCs w:val="28"/>
-              </w:rPr>
-              <w:t xml:space="preserve"> API</w:t>
-            </w:r>
-            <w:r>
-              <w:rPr>
-                <w:rFonts w:ascii="Times New Roman" w:eastAsia="標楷體" w:hAnsi="Times New Roman" w:hint="eastAsia"/>
-                <w:sz w:val="28"/>
-                <w:szCs w:val="28"/>
-              </w:rPr>
-              <w:t>：</w:t>
-            </w:r>
-            <w:r>
-              <w:rPr>
-                <w:rFonts w:ascii="Times New Roman" w:eastAsia="標楷體" w:hAnsi="Times New Roman" w:hint="eastAsia"/>
-                <w:sz w:val="28"/>
-                <w:szCs w:val="28"/>
-              </w:rPr>
-              <w:t>POST /</w:t>
-            </w:r>
-            <w:proofErr w:type="spellStart"/>
-            <w:r>
-              <w:rPr>
-                <w:rFonts w:ascii="Times New Roman" w:eastAsia="標楷體" w:hAnsi="Times New Roman" w:hint="eastAsia"/>
-                <w:sz w:val="28"/>
-                <w:szCs w:val="28"/>
-              </w:rPr>
-              <w:t>api</w:t>
-            </w:r>
-            <w:proofErr w:type="spellEnd"/>
-            <w:r>
-              <w:rPr>
-                <w:rFonts w:ascii="Times New Roman" w:eastAsia="標楷體" w:hAnsi="Times New Roman" w:hint="eastAsia"/>
-                <w:sz w:val="28"/>
-                <w:szCs w:val="28"/>
-              </w:rPr>
-              <w:t>/email/</w:t>
-            </w:r>
-            <w:proofErr w:type="spellStart"/>
-            <w:r>
-              <w:rPr>
-                <w:rFonts w:ascii="Times New Roman" w:eastAsia="標楷體" w:hAnsi="Times New Roman" w:hint="eastAsia"/>
-                <w:sz w:val="28"/>
-                <w:szCs w:val="28"/>
-              </w:rPr>
-              <w:t>meeting_notification</w:t>
-            </w:r>
-            <w:proofErr w:type="spellEnd"/>
-            <w:r>
-              <w:rPr>
-                <w:rFonts w:ascii="Times New Roman" w:eastAsia="標楷體" w:hAnsi="Times New Roman" w:hint="eastAsia"/>
-                <w:sz w:val="28"/>
-                <w:szCs w:val="28"/>
-              </w:rPr>
-              <w:t>。</w:t>
             </w:r>
           </w:p>
           <w:p>
@@ -1899,7 +1793,113 @@
               </w:numPr>
               <w:spacing w:line="400" w:lineRule="exact"/>
               <w:rPr>
-                <w:rFonts w:ascii="Times New Roman" w:eastAsia="標楷體" w:hAnsi="Times New Roman" w:hint="eastAsia"/>
+                <w:rFonts w:ascii="Times New Roman" w:eastAsia="標楷體" w:hAnsi="Times New Roman"/>
+                <w:sz w:val="28"/>
+                <w:szCs w:val="28"/>
+              </w:rPr>
+            </w:pPr>
+            <w:r>
+              <w:rPr>
+                <w:rFonts w:ascii="Times New Roman" w:eastAsia="標楷體" w:hAnsi="Times New Roman" w:hint="eastAsia"/>
+                <w:sz w:val="28"/>
+                <w:szCs w:val="28"/>
+              </w:rPr>
+              <w:t>讀取會議名稱、時間、議程。</w:t>
+            </w:r>
+          </w:p>
+          <w:p>
+            <w:pPr>
+              <w:pStyle w:val="a9"/>
+              <w:numPr>
+                <w:ilvl w:val="1"/>
+                <w:numId w:val="43"/>
+              </w:numPr>
+              <w:spacing w:line="400" w:lineRule="exact"/>
+              <w:rPr>
+                <w:rFonts w:ascii="Times New Roman" w:eastAsia="標楷體" w:hAnsi="Times New Roman"/>
+                <w:sz w:val="28"/>
+                <w:szCs w:val="28"/>
+              </w:rPr>
+            </w:pPr>
+            <w:r>
+              <w:rPr>
+                <w:rFonts w:ascii="Times New Roman" w:eastAsia="標楷體" w:hAnsi="Times New Roman" w:hint="eastAsia"/>
+                <w:sz w:val="28"/>
+                <w:szCs w:val="28"/>
+              </w:rPr>
+              <w:t>呼叫</w:t>
+            </w:r>
+            <w:r>
+              <w:rPr>
+                <w:rFonts w:ascii="Times New Roman" w:eastAsia="標楷體" w:hAnsi="Times New Roman" w:hint="eastAsia"/>
+                <w:sz w:val="28"/>
+                <w:szCs w:val="28"/>
+              </w:rPr>
+              <w:t xml:space="preserve"> API</w:t>
+            </w:r>
+            <w:r>
+              <w:rPr>
+                <w:rFonts w:ascii="Times New Roman" w:eastAsia="標楷體" w:hAnsi="Times New Roman" w:hint="eastAsia"/>
+                <w:sz w:val="28"/>
+                <w:szCs w:val="28"/>
+              </w:rPr>
+              <w:t>：</w:t>
+            </w:r>
+            <w:r>
+              <w:rPr>
+                <w:rFonts w:ascii="Times New Roman" w:eastAsia="標楷體" w:hAnsi="Times New Roman" w:hint="eastAsia"/>
+                <w:sz w:val="28"/>
+                <w:szCs w:val="28"/>
+              </w:rPr>
+              <w:t>POST /</w:t>
+            </w:r>
+            <w:proofErr w:type="spellStart"/>
+            <w:r>
+              <w:rPr>
+                <w:rFonts w:ascii="Times New Roman" w:eastAsia="標楷體" w:hAnsi="Times New Roman" w:hint="eastAsia"/>
+                <w:sz w:val="28"/>
+                <w:szCs w:val="28"/>
+              </w:rPr>
+              <w:t>api</w:t>
+            </w:r>
+            <w:proofErr w:type="spellEnd"/>
+            <w:r>
+              <w:rPr>
+                <w:rFonts w:ascii="Times New Roman" w:eastAsia="標楷體" w:hAnsi="Times New Roman" w:hint="eastAsia"/>
+                <w:sz w:val="28"/>
+                <w:szCs w:val="28"/>
+              </w:rPr>
+              <w:t>/email/</w:t>
+            </w:r>
+            <w:proofErr w:type="spellStart"/>
+            <w:r>
+              <w:rPr>
+                <w:rFonts w:ascii="Times New Roman" w:eastAsia="標楷體" w:hAnsi="Times New Roman" w:hint="eastAsia"/>
+                <w:sz w:val="28"/>
+                <w:szCs w:val="28"/>
+              </w:rPr>
+              <w:t>meeting_notification</w:t>
+            </w:r>
+            <w:proofErr w:type="spellEnd"/>
+            <w:r>
+              <w:rPr>
+                <w:rFonts w:ascii="Times New Roman" w:eastAsia="標楷體" w:hAnsi="Times New Roman" w:hint="eastAsia"/>
+                <w:sz w:val="28"/>
+                <w:szCs w:val="28"/>
+              </w:rPr>
+              <w:t>。</w:t>
+            </w:r>
+          </w:p>
+          <w:p>
+            <w:pPr>
+              <w:pStyle w:val="a9"/>
+              <w:numPr>
+                <w:ilvl w:val="1"/>
+                <w:numId w:val="43"/>
+              </w:numPr>
+              <w:spacing w:line="400" w:lineRule="exact"/>
+              <w:rPr>
+                <w:rFonts w:ascii="Times New Roman" w:eastAsia="標楷體" w:hAnsi="Times New Roman"/>
                 <w:sz w:val="28"/>
                 <w:szCs w:val="28"/>
               </w:rPr>
@@ -1963,9 +1963,9 @@
                 <w:ilvl w:val="0"/>
                 <w:numId w:val="36"/>
               </w:numPr>
-              <w:spacing w:after="0" w:line="400" w:lineRule="exact"/>
-              <w:rPr>
-                <w:rFonts w:ascii="Times New Roman" w:eastAsia="標楷體" w:hAnsi="Times New Roman" w:hint="eastAsia"/>
+              <w:spacing w:line="400" w:lineRule="exact"/>
+              <w:rPr>
+                <w:rFonts w:ascii="Times New Roman" w:eastAsia="標楷體" w:hAnsi="Times New Roman"/>
                 <w:sz w:val="28"/>
                 <w:szCs w:val="28"/>
               </w:rPr>
@@ -1995,167 +1995,6 @@
                 <w:szCs w:val="28"/>
               </w:rPr>
               <w:t>：</w:t>
-            </w:r>
-          </w:p>
-          <w:p>
-            <w:pPr>
-              <w:pStyle w:val="a9"/>
-              <w:numPr>
-                <w:ilvl w:val="1"/>
-                <w:numId w:val="44"/>
-              </w:numPr>
-              <w:spacing w:after="0" w:line="400" w:lineRule="exact"/>
-              <w:rPr>
-                <w:rFonts w:ascii="Times New Roman" w:eastAsia="標楷體" w:hAnsi="Times New Roman" w:hint="eastAsia"/>
-                <w:sz w:val="28"/>
-                <w:szCs w:val="28"/>
-              </w:rPr>
-            </w:pPr>
-            <w:r>
-              <w:rPr>
-                <w:rFonts w:ascii="Times New Roman" w:eastAsia="標楷體" w:hAnsi="Times New Roman" w:hint="eastAsia"/>
-                <w:sz w:val="28"/>
-                <w:szCs w:val="28"/>
-              </w:rPr>
-              <w:t>檔案勾選後，輸入問題並送出。</w:t>
-            </w:r>
-          </w:p>
-          <w:p>
-            <w:pPr>
-              <w:pStyle w:val="a9"/>
-              <w:numPr>
-                <w:ilvl w:val="1"/>
-                <w:numId w:val="44"/>
-              </w:numPr>
-              <w:spacing w:after="0" w:line="400" w:lineRule="exact"/>
-              <w:rPr>
-                <w:rFonts w:ascii="Times New Roman" w:eastAsia="標楷體" w:hAnsi="Times New Roman" w:hint="eastAsia"/>
-                <w:sz w:val="28"/>
-                <w:szCs w:val="28"/>
-              </w:rPr>
-            </w:pPr>
-            <w:r>
-              <w:rPr>
-                <w:rFonts w:ascii="Times New Roman" w:eastAsia="標楷體" w:hAnsi="Times New Roman" w:hint="eastAsia"/>
-                <w:sz w:val="28"/>
-                <w:szCs w:val="28"/>
-              </w:rPr>
-              <w:t>呼叫</w:t>
-            </w:r>
-            <w:r>
-              <w:rPr>
-                <w:rFonts w:ascii="Times New Roman" w:eastAsia="標楷體" w:hAnsi="Times New Roman" w:hint="eastAsia"/>
-                <w:sz w:val="28"/>
-                <w:szCs w:val="28"/>
-              </w:rPr>
-              <w:t xml:space="preserve"> API</w:t>
-            </w:r>
-            <w:r>
-              <w:rPr>
-                <w:rFonts w:ascii="Times New Roman" w:eastAsia="標楷體" w:hAnsi="Times New Roman" w:hint="eastAsia"/>
-                <w:sz w:val="28"/>
-                <w:szCs w:val="28"/>
-              </w:rPr>
-              <w:t>：</w:t>
-            </w:r>
-            <w:r>
-              <w:rPr>
-                <w:rFonts w:ascii="Times New Roman" w:eastAsia="標楷體" w:hAnsi="Times New Roman" w:hint="eastAsia"/>
-                <w:sz w:val="28"/>
-                <w:szCs w:val="28"/>
-              </w:rPr>
-              <w:t>POST /</w:t>
-            </w:r>
-            <w:proofErr w:type="spellStart"/>
-            <w:r>
-              <w:rPr>
-                <w:rFonts w:ascii="Times New Roman" w:eastAsia="標楷體" w:hAnsi="Times New Roman" w:hint="eastAsia"/>
-                <w:sz w:val="28"/>
-                <w:szCs w:val="28"/>
-              </w:rPr>
-              <w:t>qa</w:t>
-            </w:r>
-            <w:proofErr w:type="spellEnd"/>
-            <w:r>
-              <w:rPr>
-                <w:rFonts w:ascii="Times New Roman" w:eastAsia="標楷體" w:hAnsi="Times New Roman" w:hint="eastAsia"/>
-                <w:sz w:val="28"/>
-                <w:szCs w:val="28"/>
-              </w:rPr>
-              <w:t>/</w:t>
-            </w:r>
-            <w:proofErr w:type="spellStart"/>
-            <w:r>
-              <w:rPr>
-                <w:rFonts w:ascii="Times New Roman" w:eastAsia="標楷體" w:hAnsi="Times New Roman" w:hint="eastAsia"/>
-                <w:sz w:val="28"/>
-                <w:szCs w:val="28"/>
-              </w:rPr>
-              <w:t>rag_qa</w:t>
-            </w:r>
-            <w:proofErr w:type="spellEnd"/>
-            <w:r>
-              <w:rPr>
-                <w:rFonts w:ascii="Times New Roman" w:eastAsia="標楷體" w:hAnsi="Times New Roman" w:hint="eastAsia"/>
-                <w:sz w:val="28"/>
-                <w:szCs w:val="28"/>
-              </w:rPr>
-              <w:t>。</w:t>
-            </w:r>
-          </w:p>
-          <w:p>
-            <w:pPr>
-              <w:pStyle w:val="a9"/>
-              <w:numPr>
-                <w:ilvl w:val="1"/>
-                <w:numId w:val="44"/>
-              </w:numPr>
-              <w:spacing w:after="0" w:line="400" w:lineRule="exact"/>
-              <w:rPr>
-                <w:rFonts w:ascii="Times New Roman" w:eastAsia="標楷體" w:hAnsi="Times New Roman" w:hint="eastAsia"/>
-                <w:sz w:val="28"/>
-                <w:szCs w:val="28"/>
-              </w:rPr>
-            </w:pPr>
-            <w:r>
-              <w:rPr>
-                <w:rFonts w:ascii="Times New Roman" w:eastAsia="標楷體" w:hAnsi="Times New Roman" w:hint="eastAsia"/>
-                <w:sz w:val="28"/>
-                <w:szCs w:val="28"/>
-              </w:rPr>
-              <w:t>使用</w:t>
-            </w:r>
-            <w:r>
-              <w:rPr>
-                <w:rFonts w:ascii="Times New Roman" w:eastAsia="標楷體" w:hAnsi="Times New Roman" w:hint="eastAsia"/>
-                <w:sz w:val="28"/>
-                <w:szCs w:val="28"/>
-              </w:rPr>
-              <w:t xml:space="preserve"> gemma3:27b </w:t>
-            </w:r>
-            <w:r>
-              <w:rPr>
-                <w:rFonts w:ascii="Times New Roman" w:eastAsia="標楷體" w:hAnsi="Times New Roman" w:hint="eastAsia"/>
-                <w:sz w:val="28"/>
-                <w:szCs w:val="28"/>
-              </w:rPr>
-              <w:t>或</w:t>
-            </w:r>
-            <w:r>
-              <w:rPr>
-                <w:rFonts w:ascii="Times New Roman" w:eastAsia="標楷體" w:hAnsi="Times New Roman" w:hint="eastAsia"/>
-                <w:sz w:val="28"/>
-                <w:szCs w:val="28"/>
-              </w:rPr>
-              <w:t xml:space="preserve"> llama3.3:70b </w:t>
-            </w:r>
-            <w:r>
-              <w:rPr>
-                <w:rFonts w:ascii="Times New Roman" w:eastAsia="標楷體" w:hAnsi="Times New Roman" w:hint="eastAsia"/>
-                <w:sz w:val="28"/>
-                <w:szCs w:val="28"/>
-              </w:rPr>
-              <w:t>模型。</w:t>
             </w:r>
           </w:p>
           <w:p>
@@ -2178,6 +2017,167 @@
                 <w:sz w:val="28"/>
                 <w:szCs w:val="28"/>
               </w:rPr>
+              <w:t>檔案勾選後，輸入問題並送出。</w:t>
+            </w:r>
+          </w:p>
+          <w:p>
+            <w:pPr>
+              <w:pStyle w:val="a9"/>
+              <w:numPr>
+                <w:ilvl w:val="1"/>
+                <w:numId w:val="44"/>
+              </w:numPr>
+              <w:spacing w:line="400" w:lineRule="exact"/>
+              <w:rPr>
+                <w:rFonts w:ascii="Times New Roman" w:eastAsia="標楷體" w:hAnsi="Times New Roman"/>
+                <w:sz w:val="28"/>
+                <w:szCs w:val="28"/>
+              </w:rPr>
+            </w:pPr>
+            <w:r>
+              <w:rPr>
+                <w:rFonts w:ascii="Times New Roman" w:eastAsia="標楷體" w:hAnsi="Times New Roman" w:hint="eastAsia"/>
+                <w:sz w:val="28"/>
+                <w:szCs w:val="28"/>
+              </w:rPr>
+              <w:t>呼叫</w:t>
+            </w:r>
+            <w:r>
+              <w:rPr>
+                <w:rFonts w:ascii="Times New Roman" w:eastAsia="標楷體" w:hAnsi="Times New Roman" w:hint="eastAsia"/>
+                <w:sz w:val="28"/>
+                <w:szCs w:val="28"/>
+              </w:rPr>
+              <w:t xml:space="preserve"> API</w:t>
+            </w:r>
+            <w:r>
+              <w:rPr>
+                <w:rFonts w:ascii="Times New Roman" w:eastAsia="標楷體" w:hAnsi="Times New Roman" w:hint="eastAsia"/>
+                <w:sz w:val="28"/>
+                <w:szCs w:val="28"/>
+              </w:rPr>
+              <w:t>：</w:t>
+            </w:r>
+            <w:r>
+              <w:rPr>
+                <w:rFonts w:ascii="Times New Roman" w:eastAsia="標楷體" w:hAnsi="Times New Roman" w:hint="eastAsia"/>
+                <w:sz w:val="28"/>
+                <w:szCs w:val="28"/>
+              </w:rPr>
+              <w:t>POST /</w:t>
+            </w:r>
+            <w:proofErr w:type="spellStart"/>
+            <w:r>
+              <w:rPr>
+                <w:rFonts w:ascii="Times New Roman" w:eastAsia="標楷體" w:hAnsi="Times New Roman" w:hint="eastAsia"/>
+                <w:sz w:val="28"/>
+                <w:szCs w:val="28"/>
+              </w:rPr>
+              <w:t>qa</w:t>
+            </w:r>
+            <w:proofErr w:type="spellEnd"/>
+            <w:r>
+              <w:rPr>
+                <w:rFonts w:ascii="Times New Roman" w:eastAsia="標楷體" w:hAnsi="Times New Roman" w:hint="eastAsia"/>
+                <w:sz w:val="28"/>
+                <w:szCs w:val="28"/>
+              </w:rPr>
+              <w:t>/</w:t>
+            </w:r>
+            <w:proofErr w:type="spellStart"/>
+            <w:r>
+              <w:rPr>
+                <w:rFonts w:ascii="Times New Roman" w:eastAsia="標楷體" w:hAnsi="Times New Roman" w:hint="eastAsia"/>
+                <w:sz w:val="28"/>
+                <w:szCs w:val="28"/>
+              </w:rPr>
+              <w:t>rag_qa</w:t>
+            </w:r>
+            <w:proofErr w:type="spellEnd"/>
+            <w:r>
+              <w:rPr>
+                <w:rFonts w:ascii="Times New Roman" w:eastAsia="標楷體" w:hAnsi="Times New Roman" w:hint="eastAsia"/>
+                <w:sz w:val="28"/>
+                <w:szCs w:val="28"/>
+              </w:rPr>
+              <w:t>。</w:t>
+            </w:r>
+          </w:p>
+          <w:p>
+            <w:pPr>
+              <w:pStyle w:val="a9"/>
+              <w:numPr>
+                <w:ilvl w:val="1"/>
+                <w:numId w:val="44"/>
+              </w:numPr>
+              <w:spacing w:line="400" w:lineRule="exact"/>
+              <w:rPr>
+                <w:rFonts w:ascii="Times New Roman" w:eastAsia="標楷體" w:hAnsi="Times New Roman"/>
+                <w:sz w:val="28"/>
+                <w:szCs w:val="28"/>
+              </w:rPr>
+            </w:pPr>
+            <w:r>
+              <w:rPr>
+                <w:rFonts w:ascii="Times New Roman" w:eastAsia="標楷體" w:hAnsi="Times New Roman" w:hint="eastAsia"/>
+                <w:sz w:val="28"/>
+                <w:szCs w:val="28"/>
+              </w:rPr>
+              <w:t>使用</w:t>
+            </w:r>
+            <w:r>
+              <w:rPr>
+                <w:rFonts w:ascii="Times New Roman" w:eastAsia="標楷體" w:hAnsi="Times New Roman" w:hint="eastAsia"/>
+                <w:sz w:val="28"/>
+                <w:szCs w:val="28"/>
+              </w:rPr>
+              <w:t xml:space="preserve"> gemma3:27b </w:t>
+            </w:r>
+            <w:r>
+              <w:rPr>
+                <w:rFonts w:ascii="Times New Roman" w:eastAsia="標楷體" w:hAnsi="Times New Roman" w:hint="eastAsia"/>
+                <w:sz w:val="28"/>
+                <w:szCs w:val="28"/>
+              </w:rPr>
+              <w:t>或</w:t>
+            </w:r>
+            <w:r>
+              <w:rPr>
+                <w:rFonts w:ascii="Times New Roman" w:eastAsia="標楷體" w:hAnsi="Times New Roman" w:hint="eastAsia"/>
+                <w:sz w:val="28"/>
+                <w:szCs w:val="28"/>
+              </w:rPr>
+              <w:t xml:space="preserve"> llama3.3:70b </w:t>
+            </w:r>
+            <w:r>
+              <w:rPr>
+                <w:rFonts w:ascii="Times New Roman" w:eastAsia="標楷體" w:hAnsi="Times New Roman" w:hint="eastAsia"/>
+                <w:sz w:val="28"/>
+                <w:szCs w:val="28"/>
+              </w:rPr>
+              <w:t>模型。</w:t>
+            </w:r>
+          </w:p>
+          <w:p>
+            <w:pPr>
+              <w:pStyle w:val="a9"/>
+              <w:numPr>
+                <w:ilvl w:val="1"/>
+                <w:numId w:val="44"/>
+              </w:numPr>
+              <w:spacing w:line="400" w:lineRule="exact"/>
+              <w:rPr>
+                <w:rFonts w:ascii="Times New Roman" w:eastAsia="標楷體" w:hAnsi="Times New Roman"/>
+                <w:sz w:val="28"/>
+                <w:szCs w:val="28"/>
+              </w:rPr>
+            </w:pPr>
+            <w:r>
+              <w:rPr>
+                <w:rFonts w:ascii="Times New Roman" w:eastAsia="標楷體" w:hAnsi="Times New Roman" w:hint="eastAsia"/>
+                <w:sz w:val="28"/>
+                <w:szCs w:val="28"/>
+              </w:rPr>
               <w:t>將問題與</w:t>
             </w:r>
             <w:r>
@@ -2288,9 +2288,9 @@
                 <w:ilvl w:val="1"/>
                 <w:numId w:val="36"/>
               </w:numPr>
-              <w:spacing w:after="0" w:line="400" w:lineRule="exact"/>
-              <w:rPr>
-                <w:rFonts w:ascii="Times New Roman" w:eastAsia="標楷體" w:hAnsi="Times New Roman" w:hint="eastAsia"/>
+              <w:spacing w:line="400" w:lineRule="exact"/>
+              <w:rPr>
+                <w:rFonts w:ascii="Times New Roman" w:eastAsia="標楷體" w:hAnsi="Times New Roman"/>
                 <w:sz w:val="28"/>
                 <w:szCs w:val="28"/>
               </w:rPr>
@@ -2345,9 +2345,9 @@
                 <w:ilvl w:val="1"/>
                 <w:numId w:val="36"/>
               </w:numPr>
-              <w:spacing w:after="0" w:line="400" w:lineRule="exact"/>
-              <w:rPr>
-                <w:rFonts w:ascii="Times New Roman" w:eastAsia="標楷體" w:hAnsi="Times New Roman" w:hint="eastAsia"/>
+              <w:spacing w:line="400" w:lineRule="exact"/>
+              <w:rPr>
+                <w:rFonts w:ascii="Times New Roman" w:eastAsia="標楷體" w:hAnsi="Times New Roman"/>
                 <w:sz w:val="28"/>
                 <w:szCs w:val="28"/>
               </w:rPr>
@@ -2412,7 +2412,7 @@
               </w:numPr>
               <w:spacing w:after="160" w:line="400" w:lineRule="exact"/>
               <w:rPr>
-                <w:rFonts w:ascii="Times New Roman" w:eastAsia="標楷體" w:hAnsi="Times New Roman" w:hint="eastAsia"/>
+                <w:rFonts w:ascii="Times New Roman" w:eastAsia="標楷體" w:hAnsi="Times New Roman"/>
                 <w:sz w:val="28"/>
                 <w:szCs w:val="28"/>
               </w:rPr>
@@ -2464,29 +2464,6 @@
                 <w:szCs w:val="28"/>
               </w:rPr>
               <w:t>。</w:t>
-            </w:r>
-          </w:p>
-          <w:p>
-            <w:pPr>
-              <w:pStyle w:val="a9"/>
-              <w:numPr>
-                <w:ilvl w:val="0"/>
-                <w:numId w:val="36"/>
-              </w:numPr>
-              <w:spacing w:after="0" w:line="400" w:lineRule="exact"/>
-              <w:rPr>
-                <w:rFonts w:ascii="Times New Roman" w:eastAsia="標楷體" w:hAnsi="Times New Roman" w:hint="eastAsia"/>
-                <w:sz w:val="28"/>
-                <w:szCs w:val="28"/>
-              </w:rPr>
-            </w:pPr>
-            <w:r>
-              <w:rPr>
-                <w:rFonts w:ascii="Times New Roman" w:eastAsia="標楷體" w:hAnsi="Times New Roman" w:hint="eastAsia"/>
-                <w:sz w:val="28"/>
-                <w:szCs w:val="28"/>
-              </w:rPr>
-              <w:t>動態調整輸入框高度。</w:t>
             </w:r>
           </w:p>
           <w:p>
@@ -2498,7 +2475,30 @@
               </w:numPr>
               <w:spacing w:line="400" w:lineRule="exact"/>
               <w:rPr>
-                <w:rFonts w:ascii="Times New Roman" w:eastAsia="標楷體" w:hAnsi="Times New Roman" w:hint="eastAsia"/>
+                <w:rFonts w:ascii="Times New Roman" w:eastAsia="標楷體" w:hAnsi="Times New Roman"/>
+                <w:sz w:val="28"/>
+                <w:szCs w:val="28"/>
+              </w:rPr>
+            </w:pPr>
+            <w:r>
+              <w:rPr>
+                <w:rFonts w:ascii="Times New Roman" w:eastAsia="標楷體" w:hAnsi="Times New Roman" w:hint="eastAsia"/>
+                <w:sz w:val="28"/>
+                <w:szCs w:val="28"/>
+              </w:rPr>
+              <w:t>動態調整輸入框高度。</w:t>
+            </w:r>
+          </w:p>
+          <w:p>
+            <w:pPr>
+              <w:pStyle w:val="a9"/>
+              <w:numPr>
+                <w:ilvl w:val="0"/>
+                <w:numId w:val="36"/>
+              </w:numPr>
+              <w:spacing w:line="400" w:lineRule="exact"/>
+              <w:rPr>
+                <w:rFonts w:ascii="Times New Roman" w:eastAsia="標楷體" w:hAnsi="Times New Roman"/>
                 <w:sz w:val="28"/>
                 <w:szCs w:val="28"/>
               </w:rPr>
@@ -2530,7 +2530,7 @@
               <w:spacing w:line="400" w:lineRule="exact"/>
               <w:ind w:hanging="482"/>
               <w:rPr>
-                <w:rFonts w:ascii="Times New Roman" w:eastAsia="標楷體" w:hAnsi="Times New Roman" w:hint="eastAsia"/>
+                <w:rFonts w:ascii="Times New Roman" w:eastAsia="標楷體" w:hAnsi="Times New Roman"/>
                 <w:sz w:val="28"/>
                 <w:szCs w:val="28"/>
               </w:rPr>
@@ -2586,9 +2586,9 @@
                 <w:ilvl w:val="0"/>
                 <w:numId w:val="36"/>
               </w:numPr>
-              <w:spacing w:after="0" w:line="400" w:lineRule="exact"/>
-              <w:rPr>
-                <w:rFonts w:ascii="Times New Roman" w:eastAsia="標楷體" w:hAnsi="Times New Roman" w:hint="eastAsia"/>
+              <w:spacing w:line="400" w:lineRule="exact"/>
+              <w:rPr>
+                <w:rFonts w:ascii="Times New Roman" w:eastAsia="標楷體" w:hAnsi="Times New Roman"/>
                 <w:sz w:val="28"/>
                 <w:szCs w:val="28"/>
               </w:rPr>
@@ -2633,225 +2633,6 @@
                 <w:szCs w:val="28"/>
               </w:rPr>
               <w:t>openModal</w:t>
-            </w:r>
-            <w:proofErr w:type="spellEnd"/>
-            <w:r>
-              <w:rPr>
-                <w:rFonts w:ascii="Times New Roman" w:eastAsia="標楷體" w:hAnsi="Times New Roman" w:hint="eastAsia"/>
-                <w:sz w:val="28"/>
-                <w:szCs w:val="28"/>
-              </w:rPr>
-              <w:t>()</w:t>
-            </w:r>
-            <w:r>
-              <w:rPr>
-                <w:rFonts w:ascii="Times New Roman" w:eastAsia="標楷體" w:hAnsi="Times New Roman" w:hint="eastAsia"/>
-                <w:sz w:val="28"/>
-                <w:szCs w:val="28"/>
-              </w:rPr>
-              <w:t>。</w:t>
-            </w:r>
-          </w:p>
-          <w:p>
-            <w:pPr>
-              <w:pStyle w:val="a9"/>
-              <w:numPr>
-                <w:ilvl w:val="0"/>
-                <w:numId w:val="36"/>
-              </w:numPr>
-              <w:spacing w:after="0" w:line="400" w:lineRule="exact"/>
-              <w:rPr>
-                <w:rFonts w:ascii="Times New Roman" w:eastAsia="標楷體" w:hAnsi="Times New Roman" w:hint="eastAsia"/>
-                <w:sz w:val="28"/>
-                <w:szCs w:val="28"/>
-              </w:rPr>
-            </w:pPr>
-            <w:r>
-              <w:rPr>
-                <w:rFonts w:ascii="Times New Roman" w:eastAsia="標楷體" w:hAnsi="Times New Roman" w:hint="eastAsia"/>
-                <w:sz w:val="28"/>
-                <w:szCs w:val="28"/>
-              </w:rPr>
-              <w:t>刪除檔案</w:t>
-            </w:r>
-            <w:r>
-              <w:rPr>
-                <w:rFonts w:ascii="Times New Roman" w:eastAsia="標楷體" w:hAnsi="Times New Roman" w:hint="eastAsia"/>
-                <w:sz w:val="28"/>
-                <w:szCs w:val="28"/>
-              </w:rPr>
-              <w:t xml:space="preserve"> </w:t>
-            </w:r>
-            <w:r>
-              <w:rPr>
-                <w:rFonts w:ascii="Times New Roman" w:eastAsia="標楷體" w:hAnsi="Times New Roman" w:hint="eastAsia"/>
-                <w:sz w:val="28"/>
-                <w:szCs w:val="28"/>
-              </w:rPr>
-              <w:t>→</w:t>
-            </w:r>
-            <w:r>
-              <w:rPr>
-                <w:rFonts w:ascii="Times New Roman" w:eastAsia="標楷體" w:hAnsi="Times New Roman" w:hint="eastAsia"/>
-                <w:sz w:val="28"/>
-                <w:szCs w:val="28"/>
-              </w:rPr>
-              <w:t xml:space="preserve"> </w:t>
-            </w:r>
-            <w:proofErr w:type="spellStart"/>
-            <w:r>
-              <w:rPr>
-                <w:rFonts w:ascii="Times New Roman" w:eastAsia="標楷體" w:hAnsi="Times New Roman" w:hint="eastAsia"/>
-                <w:sz w:val="28"/>
-                <w:szCs w:val="28"/>
-              </w:rPr>
-              <w:t>delete_file</w:t>
-            </w:r>
-            <w:proofErr w:type="spellEnd"/>
-            <w:r>
-              <w:rPr>
-                <w:rFonts w:ascii="Times New Roman" w:eastAsia="標楷體" w:hAnsi="Times New Roman" w:hint="eastAsia"/>
-                <w:sz w:val="28"/>
-                <w:szCs w:val="28"/>
-              </w:rPr>
-              <w:t xml:space="preserve"> API</w:t>
-            </w:r>
-            <w:r>
-              <w:rPr>
-                <w:rFonts w:ascii="Times New Roman" w:eastAsia="標楷體" w:hAnsi="Times New Roman" w:hint="eastAsia"/>
-                <w:sz w:val="28"/>
-                <w:szCs w:val="28"/>
-              </w:rPr>
-              <w:t>。</w:t>
-            </w:r>
-          </w:p>
-          <w:p>
-            <w:pPr>
-              <w:pStyle w:val="a9"/>
-              <w:numPr>
-                <w:ilvl w:val="0"/>
-                <w:numId w:val="36"/>
-              </w:numPr>
-              <w:spacing w:after="0" w:line="400" w:lineRule="exact"/>
-              <w:rPr>
-                <w:rFonts w:ascii="Times New Roman" w:eastAsia="標楷體" w:hAnsi="Times New Roman" w:hint="eastAsia"/>
-                <w:sz w:val="28"/>
-                <w:szCs w:val="28"/>
-              </w:rPr>
-            </w:pPr>
-            <w:r>
-              <w:rPr>
-                <w:rFonts w:ascii="Times New Roman" w:eastAsia="標楷體" w:hAnsi="Times New Roman" w:hint="eastAsia"/>
-                <w:sz w:val="28"/>
-                <w:szCs w:val="28"/>
-              </w:rPr>
-              <w:t>發送通知</w:t>
-            </w:r>
-            <w:r>
-              <w:rPr>
-                <w:rFonts w:ascii="Times New Roman" w:eastAsia="標楷體" w:hAnsi="Times New Roman" w:hint="eastAsia"/>
-                <w:sz w:val="28"/>
-                <w:szCs w:val="28"/>
-              </w:rPr>
-              <w:t xml:space="preserve"> </w:t>
-            </w:r>
-            <w:r>
-              <w:rPr>
-                <w:rFonts w:ascii="Times New Roman" w:eastAsia="標楷體" w:hAnsi="Times New Roman" w:hint="eastAsia"/>
-                <w:sz w:val="28"/>
-                <w:szCs w:val="28"/>
-              </w:rPr>
-              <w:t>→</w:t>
-            </w:r>
-            <w:r>
-              <w:rPr>
-                <w:rFonts w:ascii="Times New Roman" w:eastAsia="標楷體" w:hAnsi="Times New Roman" w:hint="eastAsia"/>
-                <w:sz w:val="28"/>
-                <w:szCs w:val="28"/>
-              </w:rPr>
-              <w:t xml:space="preserve"> </w:t>
-            </w:r>
-            <w:proofErr w:type="spellStart"/>
-            <w:r>
-              <w:rPr>
-                <w:rFonts w:ascii="Times New Roman" w:eastAsia="標楷體" w:hAnsi="Times New Roman" w:hint="eastAsia"/>
-                <w:sz w:val="28"/>
-                <w:szCs w:val="28"/>
-              </w:rPr>
-              <w:t>openNotifyModal</w:t>
-            </w:r>
-            <w:proofErr w:type="spellEnd"/>
-            <w:r>
-              <w:rPr>
-                <w:rFonts w:ascii="Times New Roman" w:eastAsia="標楷體" w:hAnsi="Times New Roman" w:hint="eastAsia"/>
-                <w:sz w:val="28"/>
-                <w:szCs w:val="28"/>
-              </w:rPr>
-              <w:t>()</w:t>
-            </w:r>
-            <w:r>
-              <w:rPr>
-                <w:rFonts w:ascii="Times New Roman" w:eastAsia="標楷體" w:hAnsi="Times New Roman" w:hint="eastAsia"/>
-                <w:sz w:val="28"/>
-                <w:szCs w:val="28"/>
-              </w:rPr>
-              <w:t>。</w:t>
-            </w:r>
-          </w:p>
-          <w:p>
-            <w:pPr>
-              <w:pStyle w:val="a9"/>
-              <w:numPr>
-                <w:ilvl w:val="0"/>
-                <w:numId w:val="36"/>
-              </w:numPr>
-              <w:spacing w:after="0" w:line="400" w:lineRule="exact"/>
-              <w:rPr>
-                <w:rFonts w:ascii="Times New Roman" w:eastAsia="標楷體" w:hAnsi="Times New Roman" w:hint="eastAsia"/>
-                <w:sz w:val="28"/>
-                <w:szCs w:val="28"/>
-              </w:rPr>
-            </w:pPr>
-            <w:r>
-              <w:rPr>
-                <w:rFonts w:ascii="Times New Roman" w:eastAsia="標楷體" w:hAnsi="Times New Roman" w:hint="eastAsia"/>
-                <w:sz w:val="28"/>
-                <w:szCs w:val="28"/>
-              </w:rPr>
-              <w:t>下一步</w:t>
-            </w:r>
-            <w:r>
-              <w:rPr>
-                <w:rFonts w:ascii="Times New Roman" w:eastAsia="標楷體" w:hAnsi="Times New Roman" w:hint="eastAsia"/>
-                <w:sz w:val="28"/>
-                <w:szCs w:val="28"/>
-              </w:rPr>
-              <w:t xml:space="preserve"> </w:t>
-            </w:r>
-            <w:r>
-              <w:rPr>
-                <w:rFonts w:ascii="Times New Roman" w:eastAsia="標楷體" w:hAnsi="Times New Roman" w:hint="eastAsia"/>
-                <w:sz w:val="28"/>
-                <w:szCs w:val="28"/>
-              </w:rPr>
-              <w:t>→</w:t>
-            </w:r>
-            <w:r>
-              <w:rPr>
-                <w:rFonts w:ascii="Times New Roman" w:eastAsia="標楷體" w:hAnsi="Times New Roman" w:hint="eastAsia"/>
-                <w:sz w:val="28"/>
-                <w:szCs w:val="28"/>
-              </w:rPr>
-              <w:t xml:space="preserve"> </w:t>
-            </w:r>
-            <w:proofErr w:type="spellStart"/>
-            <w:r>
-              <w:rPr>
-                <w:rFonts w:ascii="Times New Roman" w:eastAsia="標楷體" w:hAnsi="Times New Roman" w:hint="eastAsia"/>
-                <w:sz w:val="28"/>
-                <w:szCs w:val="28"/>
-              </w:rPr>
-              <w:t>goToNext</w:t>
             </w:r>
             <w:proofErr w:type="spellEnd"/>
             <w:r>
@@ -2880,7 +2661,226 @@
               </w:numPr>
               <w:spacing w:line="400" w:lineRule="exact"/>
               <w:rPr>
-                <w:rFonts w:ascii="Times New Roman" w:eastAsia="標楷體" w:hAnsi="Times New Roman" w:hint="eastAsia"/>
+                <w:rFonts w:ascii="Times New Roman" w:eastAsia="標楷體" w:hAnsi="Times New Roman"/>
+                <w:sz w:val="28"/>
+                <w:szCs w:val="28"/>
+              </w:rPr>
+            </w:pPr>
+            <w:r>
+              <w:rPr>
+                <w:rFonts w:ascii="Times New Roman" w:eastAsia="標楷體" w:hAnsi="Times New Roman" w:hint="eastAsia"/>
+                <w:sz w:val="28"/>
+                <w:szCs w:val="28"/>
+              </w:rPr>
+              <w:t>刪除檔案</w:t>
+            </w:r>
+            <w:r>
+              <w:rPr>
+                <w:rFonts w:ascii="Times New Roman" w:eastAsia="標楷體" w:hAnsi="Times New Roman" w:hint="eastAsia"/>
+                <w:sz w:val="28"/>
+                <w:szCs w:val="28"/>
+              </w:rPr>
+              <w:t xml:space="preserve"> </w:t>
+            </w:r>
+            <w:r>
+              <w:rPr>
+                <w:rFonts w:ascii="Times New Roman" w:eastAsia="標楷體" w:hAnsi="Times New Roman" w:hint="eastAsia"/>
+                <w:sz w:val="28"/>
+                <w:szCs w:val="28"/>
+              </w:rPr>
+              <w:t>→</w:t>
+            </w:r>
+            <w:r>
+              <w:rPr>
+                <w:rFonts w:ascii="Times New Roman" w:eastAsia="標楷體" w:hAnsi="Times New Roman" w:hint="eastAsia"/>
+                <w:sz w:val="28"/>
+                <w:szCs w:val="28"/>
+              </w:rPr>
+              <w:t xml:space="preserve"> </w:t>
+            </w:r>
+            <w:proofErr w:type="spellStart"/>
+            <w:r>
+              <w:rPr>
+                <w:rFonts w:ascii="Times New Roman" w:eastAsia="標楷體" w:hAnsi="Times New Roman" w:hint="eastAsia"/>
+                <w:sz w:val="28"/>
+                <w:szCs w:val="28"/>
+              </w:rPr>
+              <w:t>delete_file</w:t>
+            </w:r>
+            <w:proofErr w:type="spellEnd"/>
+            <w:r>
+              <w:rPr>
+                <w:rFonts w:ascii="Times New Roman" w:eastAsia="標楷體" w:hAnsi="Times New Roman" w:hint="eastAsia"/>
+                <w:sz w:val="28"/>
+                <w:szCs w:val="28"/>
+              </w:rPr>
+              <w:t xml:space="preserve"> API</w:t>
+            </w:r>
+            <w:r>
+              <w:rPr>
+                <w:rFonts w:ascii="Times New Roman" w:eastAsia="標楷體" w:hAnsi="Times New Roman" w:hint="eastAsia"/>
+                <w:sz w:val="28"/>
+                <w:szCs w:val="28"/>
+              </w:rPr>
+              <w:t>。</w:t>
+            </w:r>
+          </w:p>
+          <w:p>
+            <w:pPr>
+              <w:pStyle w:val="a9"/>
+              <w:numPr>
+                <w:ilvl w:val="0"/>
+                <w:numId w:val="36"/>
+              </w:numPr>
+              <w:spacing w:line="400" w:lineRule="exact"/>
+              <w:rPr>
+                <w:rFonts w:ascii="Times New Roman" w:eastAsia="標楷體" w:hAnsi="Times New Roman"/>
+                <w:sz w:val="28"/>
+                <w:szCs w:val="28"/>
+              </w:rPr>
+            </w:pPr>
+            <w:r>
+              <w:rPr>
+                <w:rFonts w:ascii="Times New Roman" w:eastAsia="標楷體" w:hAnsi="Times New Roman" w:hint="eastAsia"/>
+                <w:sz w:val="28"/>
+                <w:szCs w:val="28"/>
+              </w:rPr>
+              <w:t>發送通知</w:t>
+            </w:r>
+            <w:r>
+              <w:rPr>
+                <w:rFonts w:ascii="Times New Roman" w:eastAsia="標楷體" w:hAnsi="Times New Roman" w:hint="eastAsia"/>
+                <w:sz w:val="28"/>
+                <w:szCs w:val="28"/>
+              </w:rPr>
+              <w:t xml:space="preserve"> </w:t>
+            </w:r>
+            <w:r>
+              <w:rPr>
+                <w:rFonts w:ascii="Times New Roman" w:eastAsia="標楷體" w:hAnsi="Times New Roman" w:hint="eastAsia"/>
+                <w:sz w:val="28"/>
+                <w:szCs w:val="28"/>
+              </w:rPr>
+              <w:t>→</w:t>
+            </w:r>
+            <w:r>
+              <w:rPr>
+                <w:rFonts w:ascii="Times New Roman" w:eastAsia="標楷體" w:hAnsi="Times New Roman" w:hint="eastAsia"/>
+                <w:sz w:val="28"/>
+                <w:szCs w:val="28"/>
+              </w:rPr>
+              <w:t xml:space="preserve"> </w:t>
+            </w:r>
+            <w:proofErr w:type="spellStart"/>
+            <w:r>
+              <w:rPr>
+                <w:rFonts w:ascii="Times New Roman" w:eastAsia="標楷體" w:hAnsi="Times New Roman" w:hint="eastAsia"/>
+                <w:sz w:val="28"/>
+                <w:szCs w:val="28"/>
+              </w:rPr>
+              <w:t>openNotifyModal</w:t>
+            </w:r>
+            <w:proofErr w:type="spellEnd"/>
+            <w:r>
+              <w:rPr>
+                <w:rFonts w:ascii="Times New Roman" w:eastAsia="標楷體" w:hAnsi="Times New Roman" w:hint="eastAsia"/>
+                <w:sz w:val="28"/>
+                <w:szCs w:val="28"/>
+              </w:rPr>
+              <w:t>()</w:t>
+            </w:r>
+            <w:r>
+              <w:rPr>
+                <w:rFonts w:ascii="Times New Roman" w:eastAsia="標楷體" w:hAnsi="Times New Roman" w:hint="eastAsia"/>
+                <w:sz w:val="28"/>
+                <w:szCs w:val="28"/>
+              </w:rPr>
+              <w:t>。</w:t>
+            </w:r>
+          </w:p>
+          <w:p>
+            <w:pPr>
+              <w:pStyle w:val="a9"/>
+              <w:numPr>
+                <w:ilvl w:val="0"/>
+                <w:numId w:val="36"/>
+              </w:numPr>
+              <w:spacing w:line="400" w:lineRule="exact"/>
+              <w:rPr>
+                <w:rFonts w:ascii="Times New Roman" w:eastAsia="標楷體" w:hAnsi="Times New Roman"/>
+                <w:sz w:val="28"/>
+                <w:szCs w:val="28"/>
+              </w:rPr>
+            </w:pPr>
+            <w:r>
+              <w:rPr>
+                <w:rFonts w:ascii="Times New Roman" w:eastAsia="標楷體" w:hAnsi="Times New Roman" w:hint="eastAsia"/>
+                <w:sz w:val="28"/>
+                <w:szCs w:val="28"/>
+              </w:rPr>
+              <w:t>下一步</w:t>
+            </w:r>
+            <w:r>
+              <w:rPr>
+                <w:rFonts w:ascii="Times New Roman" w:eastAsia="標楷體" w:hAnsi="Times New Roman" w:hint="eastAsia"/>
+                <w:sz w:val="28"/>
+                <w:szCs w:val="28"/>
+              </w:rPr>
+              <w:t xml:space="preserve"> </w:t>
+            </w:r>
+            <w:r>
+              <w:rPr>
+                <w:rFonts w:ascii="Times New Roman" w:eastAsia="標楷體" w:hAnsi="Times New Roman" w:hint="eastAsia"/>
+                <w:sz w:val="28"/>
+                <w:szCs w:val="28"/>
+              </w:rPr>
+              <w:t>→</w:t>
+            </w:r>
+            <w:r>
+              <w:rPr>
+                <w:rFonts w:ascii="Times New Roman" w:eastAsia="標楷體" w:hAnsi="Times New Roman" w:hint="eastAsia"/>
+                <w:sz w:val="28"/>
+                <w:szCs w:val="28"/>
+              </w:rPr>
+              <w:t xml:space="preserve"> </w:t>
+            </w:r>
+            <w:proofErr w:type="spellStart"/>
+            <w:r>
+              <w:rPr>
+                <w:rFonts w:ascii="Times New Roman" w:eastAsia="標楷體" w:hAnsi="Times New Roman" w:hint="eastAsia"/>
+                <w:sz w:val="28"/>
+                <w:szCs w:val="28"/>
+              </w:rPr>
+              <w:t>goToNext</w:t>
+            </w:r>
+            <w:proofErr w:type="spellEnd"/>
+            <w:r>
+              <w:rPr>
+                <w:rFonts w:ascii="Times New Roman" w:eastAsia="標楷體" w:hAnsi="Times New Roman" w:hint="eastAsia"/>
+                <w:sz w:val="28"/>
+                <w:szCs w:val="28"/>
+              </w:rPr>
+              <w:t>()</w:t>
+            </w:r>
+            <w:r>
+              <w:rPr>
+                <w:rFonts w:ascii="Times New Roman" w:eastAsia="標楷體" w:hAnsi="Times New Roman" w:hint="eastAsia"/>
+                <w:sz w:val="28"/>
+                <w:szCs w:val="28"/>
+              </w:rPr>
+              <w:t>。</w:t>
+            </w:r>
+          </w:p>
+          <w:p>
+            <w:pPr>
+              <w:pStyle w:val="a9"/>
+              <w:numPr>
+                <w:ilvl w:val="0"/>
+                <w:numId w:val="36"/>
+              </w:numPr>
+              <w:spacing w:line="400" w:lineRule="exact"/>
+              <w:rPr>
+                <w:rFonts w:ascii="Times New Roman" w:eastAsia="標楷體" w:hAnsi="Times New Roman"/>
                 <w:sz w:val="28"/>
                 <w:szCs w:val="28"/>
               </w:rPr>
@@ -4527,7 +4527,7 @@
   <w:abstractNum w:abstractNumId="13" w15:restartNumberingAfterBreak="0">
     <w:nsid w:val="28020F1D"/>
     <w:multiLevelType w:val="hybridMultilevel"/>
-    <w:tmpl w:val="6818ED70"/>
+    <w:tmpl w:val="D6E80086"/>
     <w:lvl w:ilvl="0" w:tplc="FFFFFFFF">
       <w:start w:val="1"/>
       <w:numFmt w:val="bullet"/>
@@ -4540,18 +4540,16 @@
         <w:rFonts w:ascii="Wingdings" w:hAnsi="Wingdings" w:hint="default"/>
       </w:rPr>
     </w:lvl>
-    <w:lvl w:ilvl="1" w:tplc="D952AC02">
-      <w:start w:val="1"/>
-      <w:numFmt w:val="bullet"/>
-      <w:lvlText w:val="。"/>
+    <w:lvl w:ilvl="1" w:tplc="9D78A9CC">
+      <w:start w:val="1"/>
+      <w:numFmt w:val="bullet"/>
+      <w:lvlText w:val="•"/>
       <w:lvlJc w:val="left"/>
       <w:pPr>
         <w:ind w:left="1920" w:hanging="480"/>
       </w:pPr>
       <w:rPr>
-        <w:rFonts w:ascii="標楷體" w:eastAsia="標楷體" w:hAnsi="標楷體" w:hint="eastAsia"/>
-        <w:sz w:val="40"/>
-        <w:szCs w:val="40"/>
+        <w:rFonts w:ascii="Wingdings" w:hAnsi="Wingdings" w:hint="default"/>
       </w:rPr>
     </w:lvl>
     <w:lvl w:ilvl="2" w:tplc="FFFFFFFF" w:tentative="1">
@@ -4757,7 +4755,7 @@
   <w:abstractNum w:abstractNumId="15" w15:restartNumberingAfterBreak="0">
     <w:nsid w:val="2CB37D0A"/>
     <w:multiLevelType w:val="hybridMultilevel"/>
-    <w:tmpl w:val="F5B268B0"/>
+    <w:tmpl w:val="BE7E86A4"/>
     <w:lvl w:ilvl="0" w:tplc="FFFFFFFF">
       <w:start w:val="1"/>
       <w:numFmt w:val="bullet"/>
@@ -4770,18 +4768,16 @@
         <w:rFonts w:ascii="Wingdings" w:hAnsi="Wingdings" w:hint="default"/>
       </w:rPr>
     </w:lvl>
-    <w:lvl w:ilvl="1" w:tplc="D952AC02">
-      <w:start w:val="1"/>
-      <w:numFmt w:val="bullet"/>
-      <w:lvlText w:val="。"/>
+    <w:lvl w:ilvl="1" w:tplc="9D78A9CC">
+      <w:start w:val="1"/>
+      <w:numFmt w:val="bullet"/>
+      <w:lvlText w:val="•"/>
       <w:lvlJc w:val="left"/>
       <w:pPr>
         <w:ind w:left="1920" w:hanging="480"/>
       </w:pPr>
       <w:rPr>
-        <w:rFonts w:ascii="標楷體" w:eastAsia="標楷體" w:hAnsi="標楷體" w:hint="eastAsia"/>
-        <w:sz w:val="40"/>
-        <w:szCs w:val="40"/>
+        <w:rFonts w:ascii="Wingdings" w:hAnsi="Wingdings" w:hint="default"/>
       </w:rPr>
     </w:lvl>
     <w:lvl w:ilvl="2" w:tplc="FFFFFFFF" w:tentative="1">
@@ -5628,7 +5624,7 @@
   <w:abstractNum w:abstractNumId="22" w15:restartNumberingAfterBreak="0">
     <w:nsid w:val="3F3338DC"/>
     <w:multiLevelType w:val="hybridMultilevel"/>
-    <w:tmpl w:val="A27C201A"/>
+    <w:tmpl w:val="87BCDB60"/>
     <w:lvl w:ilvl="0" w:tplc="0409000B">
       <w:start w:val="1"/>
       <w:numFmt w:val="bullet"/>
@@ -5641,16 +5637,16 @@
         <w:rFonts w:ascii="Wingdings" w:hAnsi="Wingdings" w:hint="default"/>
       </w:rPr>
     </w:lvl>
-    <w:lvl w:ilvl="1" w:tplc="30E0640C">
-      <w:start w:val="1"/>
-      <w:numFmt w:val="bullet"/>
-      <w:lvlText w:val="。"/>
+    <w:lvl w:ilvl="1" w:tplc="9D78A9CC">
+      <w:start w:val="1"/>
+      <w:numFmt w:val="bullet"/>
+      <w:lvlText w:val="•"/>
       <w:lvlJc w:val="left"/>
       <w:pPr>
         <w:ind w:left="1920" w:hanging="480"/>
       </w:pPr>
       <w:rPr>
-        <w:rFonts w:ascii="標楷體" w:eastAsia="標楷體" w:hAnsi="標楷體" w:hint="eastAsia"/>
+        <w:rFonts w:ascii="Wingdings" w:hAnsi="Wingdings" w:hint="default"/>
       </w:rPr>
     </w:lvl>
     <w:lvl w:ilvl="2" w:tplc="04090005" w:tentative="1">
@@ -6229,7 +6225,7 @@
   <w:abstractNum w:abstractNumId="27" w15:restartNumberingAfterBreak="0">
     <w:nsid w:val="4E0C7261"/>
     <w:multiLevelType w:val="hybridMultilevel"/>
-    <w:tmpl w:val="201076D8"/>
+    <w:tmpl w:val="3332718A"/>
     <w:lvl w:ilvl="0" w:tplc="FFFFFFFF">
       <w:start w:val="1"/>
       <w:numFmt w:val="bullet"/>
@@ -6242,18 +6238,16 @@
         <w:rFonts w:ascii="Wingdings" w:hAnsi="Wingdings" w:hint="default"/>
       </w:rPr>
     </w:lvl>
-    <w:lvl w:ilvl="1" w:tplc="D952AC02">
-      <w:start w:val="1"/>
-      <w:numFmt w:val="bullet"/>
-      <w:lvlText w:val="。"/>
+    <w:lvl w:ilvl="1" w:tplc="9D78A9CC">
+      <w:start w:val="1"/>
+      <w:numFmt w:val="bullet"/>
+      <w:lvlText w:val="•"/>
       <w:lvlJc w:val="left"/>
       <w:pPr>
         <w:ind w:left="1920" w:hanging="480"/>
       </w:pPr>
       <w:rPr>
-        <w:rFonts w:ascii="標楷體" w:eastAsia="標楷體" w:hAnsi="標楷體" w:hint="eastAsia"/>
-        <w:sz w:val="40"/>
-        <w:szCs w:val="40"/>
+        <w:rFonts w:ascii="Wingdings" w:hAnsi="Wingdings" w:hint="default"/>
       </w:rPr>
     </w:lvl>
     <w:lvl w:ilvl="2" w:tplc="FFFFFFFF" w:tentative="1">
@@ -7128,7 +7122,7 @@
   <w:abstractNum w:abstractNumId="35" w15:restartNumberingAfterBreak="0">
     <w:nsid w:val="65164F8E"/>
     <w:multiLevelType w:val="hybridMultilevel"/>
-    <w:tmpl w:val="DFC40CA2"/>
+    <w:tmpl w:val="98403C5A"/>
     <w:lvl w:ilvl="0" w:tplc="FFFFFFFF">
       <w:start w:val="1"/>
       <w:numFmt w:val="bullet"/>
@@ -7141,18 +7135,16 @@
         <w:rFonts w:ascii="Wingdings" w:hAnsi="Wingdings" w:hint="default"/>
       </w:rPr>
     </w:lvl>
-    <w:lvl w:ilvl="1" w:tplc="D952AC02">
-      <w:start w:val="1"/>
-      <w:numFmt w:val="bullet"/>
-      <w:lvlText w:val="。"/>
+    <w:lvl w:ilvl="1" w:tplc="9D78A9CC">
+      <w:start w:val="1"/>
+      <w:numFmt w:val="bullet"/>
+      <w:lvlText w:val="•"/>
       <w:lvlJc w:val="left"/>
       <w:pPr>
         <w:ind w:left="1920" w:hanging="480"/>
       </w:pPr>
       <w:rPr>
-        <w:rFonts w:ascii="標楷體" w:eastAsia="標楷體" w:hAnsi="標楷體" w:hint="eastAsia"/>
-        <w:sz w:val="40"/>
-        <w:szCs w:val="40"/>
+        <w:rFonts w:ascii="Wingdings" w:hAnsi="Wingdings" w:hint="default"/>
       </w:rPr>
     </w:lvl>
     <w:lvl w:ilvl="2" w:tplc="FFFFFFFF" w:tentative="1">
@@ -7905,7 +7897,7 @@
   <w:abstractNum w:abstractNumId="42" w15:restartNumberingAfterBreak="0">
     <w:nsid w:val="7C577350"/>
     <w:multiLevelType w:val="hybridMultilevel"/>
-    <w:tmpl w:val="4ABA429C"/>
+    <w:tmpl w:val="4F1EBCDE"/>
     <w:lvl w:ilvl="0" w:tplc="FFFFFFFF">
       <w:start w:val="1"/>
       <w:numFmt w:val="bullet"/>
@@ -7920,18 +7912,16 @@
         <w:szCs w:val="20"/>
       </w:rPr>
     </w:lvl>
-    <w:lvl w:ilvl="1" w:tplc="D952AC02">
-      <w:start w:val="1"/>
-      <w:numFmt w:val="bullet"/>
-      <w:lvlText w:val="。"/>
+    <w:lvl w:ilvl="1" w:tplc="9D78A9CC">
+      <w:start w:val="1"/>
+      <w:numFmt w:val="bullet"/>
+      <w:lvlText w:val="•"/>
       <w:lvlJc w:val="left"/>
       <w:pPr>
         <w:ind w:left="1920" w:hanging="480"/>
       </w:pPr>
       <w:rPr>
-        <w:rFonts w:ascii="標楷體" w:eastAsia="標楷體" w:hAnsi="標楷體" w:hint="eastAsia"/>
-        <w:sz w:val="40"/>
-        <w:szCs w:val="40"/>
+        <w:rFonts w:ascii="Wingdings" w:hAnsi="Wingdings" w:hint="default"/>
       </w:rPr>
     </w:lvl>
     <w:lvl w:ilvl="2" w:tplc="FFFFFFFF" w:tentative="1">
@@ -8845,6 +8835,7 @@
   <w:style w:type="character" w:default="1" w:styleId="a0">
     <w:name w:val="Default Paragraph Font"/>
     <w:uiPriority w:val="1"/>
+    <w:semiHidden/>
     <w:unhideWhenUsed/>
   </w:style>
   <w:style w:type="table" w:default="1" w:styleId="a1">
